--- a/EXPORTS/DOCX/published/niveau1/Dutch/Sources.docx
+++ b/EXPORTS/DOCX/published/niveau1/Dutch/Sources.docx
@@ -609,31 +609,13 @@
       </w:r>
       <w:r>
         <w:rPr>
-          <w:u w:val="single" w:color="0000ff"/>
           <w:rFonts w:ascii="Charis SIL Italic" w:hAnsi="Charis SIL Italic" w:eastAsia="Charis SIL Italic"/>
           <w:b w:val="0"/>
           <w:i w:val="0"/>
           <w:color w:val="000000"/>
           <w:sz w:val="24"/>
         </w:rPr>
-        <w:hyperlink r:id="rId11" w:history="1">
-          <w:r>
-            <w:rPr>
-              <w:rStyle w:val="Hyperlink"/>
-            </w:rPr>
-            <w:t>anders d</w:t>
-          </w:r>
-        </w:hyperlink>
-      </w:r>
-      <w:r>
-        <w:rPr>
-          <w:rFonts w:ascii="Charis SIL Italic" w:hAnsi="Charis SIL Italic" w:eastAsia="Charis SIL Italic"/>
-          <w:b w:val="0"/>
-          <w:i w:val="0"/>
-          <w:color w:val="000000"/>
-          <w:sz w:val="24"/>
-        </w:rPr>
-        <w:t xml:space="preserve">an nu (denk aan </w:t>
+        <w:t xml:space="preserve">anders dan nu (denk aan </w:t>
       </w:r>
       <w:r>
         <w:rPr>
@@ -1319,13 +1301,86 @@
       </w:r>
       <w:r>
         <w:rPr>
+          <w:u w:val="single" w:color="0000ff"/>
           <w:rFonts w:ascii="Charis SIL Italic" w:hAnsi="Charis SIL Italic" w:eastAsia="Charis SIL Italic"/>
           <w:b w:val="0"/>
           <w:i w:val="0"/>
           <w:color w:val="000000"/>
           <w:sz w:val="24"/>
         </w:rPr>
-        <w:t xml:space="preserve">deel uit van de </w:t>
+        <w:hyperlink r:id="rId15" w:history="1">
+          <w:r>
+            <w:rPr>
+              <w:rStyle w:val="Hyperlink"/>
+            </w:rPr>
+            <w:t xml:space="preserve">deel uit </w:t>
+          </w:r>
+        </w:hyperlink>
+      </w:r>
+      <w:r>
+        <w:rPr>
+          <w:u w:val="single" w:color="0000ff"/>
+          <w:rFonts w:ascii="Charis SIL Italic" w:hAnsi="Charis SIL Italic" w:eastAsia="Charis SIL Italic"/>
+          <w:b w:val="0"/>
+          <w:i w:val="0"/>
+          <w:color w:val="000000"/>
+          <w:sz w:val="24"/>
+        </w:rPr>
+        <w:hyperlink r:id="rId15" w:history="1">
+          <w:r>
+            <w:rPr>
+              <w:rStyle w:val="Hyperlink"/>
+            </w:rPr>
+            <w:t>v</w:t>
+          </w:r>
+        </w:hyperlink>
+      </w:r>
+      <w:r>
+        <w:rPr>
+          <w:u w:val="single" w:color="0000ff"/>
+          <w:rFonts w:ascii="Charis SIL Italic" w:hAnsi="Charis SIL Italic" w:eastAsia="Charis SIL Italic"/>
+          <w:b w:val="0"/>
+          <w:i w:val="0"/>
+          <w:color w:val="000000"/>
+          <w:sz w:val="24"/>
+        </w:rPr>
+        <w:hyperlink r:id="rId15" w:history="1">
+          <w:r>
+            <w:rPr>
+              <w:rStyle w:val="Hyperlink"/>
+            </w:rPr>
+            <w:t>an d</w:t>
+          </w:r>
+        </w:hyperlink>
+      </w:r>
+      <w:r>
+        <w:rPr>
+          <w:u w:val="single" w:color="0000ff"/>
+          <w:rFonts w:ascii="Charis SIL Italic" w:hAnsi="Charis SIL Italic" w:eastAsia="Charis SIL Italic"/>
+          <w:b w:val="0"/>
+          <w:i w:val="0"/>
+          <w:color w:val="000000"/>
+          <w:sz w:val="24"/>
+        </w:rPr>
+        <w:hyperlink r:id="rId15" w:history="1">
+          <w:r>
+            <w:rPr>
+              <w:rStyle w:val="Hyperlink"/>
+            </w:rPr>
+            <w:t>e</w:t>
+          </w:r>
+        </w:hyperlink>
+      </w:r>
+      <w:r>
+        <w:rPr>
+          <w:u w:val="single" w:color="0000ff"/>
+          <w:rFonts w:ascii="Charis SIL Italic" w:hAnsi="Charis SIL Italic" w:eastAsia="Charis SIL Italic"/>
+          <w:b w:val="0"/>
+          <w:i w:val="0"/>
+          <w:color w:val="000000"/>
+          <w:sz w:val="24"/>
+        </w:rPr>
+        <w:t xml:space="preserve"> </w:t>
       </w:r>
       <w:r>
         <w:rPr>
@@ -1336,7 +1391,14 @@
           <w:sz w:val="24"/>
           <w:u w:val="single"/>
         </w:rPr>
-        <w:t>Universitaire B</w:t>
+        <w:hyperlink r:id="rId16" w:history="1">
+          <w:r>
+            <w:rPr>
+              <w:rStyle w:val="Hyperlink"/>
+            </w:rPr>
+            <w:t>Univ</w:t>
+          </w:r>
+        </w:hyperlink>
       </w:r>
       <w:r>
         <w:rPr>
@@ -1347,7 +1409,90 @@
           <w:sz w:val="24"/>
           <w:u w:val="single"/>
         </w:rPr>
-        <w:hyperlink r:id="rId15" w:history="1">
+        <w:hyperlink r:id="rId16" w:history="1">
+          <w:r>
+            <w:rPr>
+              <w:rStyle w:val="Hyperlink"/>
+            </w:rPr>
+            <w:t>ersitai</w:t>
+          </w:r>
+        </w:hyperlink>
+      </w:r>
+      <w:r>
+        <w:rPr>
+          <w:rFonts w:ascii="Charis SIL Italic" w:hAnsi="Charis SIL Italic" w:eastAsia="Charis SIL Italic"/>
+          <w:b w:val="0"/>
+          <w:i w:val="0"/>
+          <w:color w:val="0000FF"/>
+          <w:sz w:val="24"/>
+          <w:u w:val="single"/>
+        </w:rPr>
+        <w:hyperlink r:id="rId16" w:history="1">
+          <w:r>
+            <w:rPr>
+              <w:rStyle w:val="Hyperlink"/>
+            </w:rPr>
+            <w:t>r</w:t>
+          </w:r>
+        </w:hyperlink>
+      </w:r>
+      <w:r>
+        <w:rPr>
+          <w:rFonts w:ascii="Charis SIL Italic" w:hAnsi="Charis SIL Italic" w:eastAsia="Charis SIL Italic"/>
+          <w:b w:val="0"/>
+          <w:i w:val="0"/>
+          <w:color w:val="0000FF"/>
+          <w:sz w:val="24"/>
+          <w:u w:val="single"/>
+        </w:rPr>
+        <w:hyperlink r:id="rId16" w:history="1">
+          <w:r>
+            <w:rPr>
+              <w:rStyle w:val="Hyperlink"/>
+            </w:rPr>
+            <w:t>e</w:t>
+          </w:r>
+        </w:hyperlink>
+      </w:r>
+      <w:r>
+        <w:rPr>
+          <w:rFonts w:ascii="Charis SIL Italic" w:hAnsi="Charis SIL Italic" w:eastAsia="Charis SIL Italic"/>
+          <w:b w:val="0"/>
+          <w:i w:val="0"/>
+          <w:color w:val="0000FF"/>
+          <w:sz w:val="24"/>
+          <w:u w:val="single"/>
+        </w:rPr>
+        <w:t xml:space="preserve"> </w:t>
+      </w:r>
+      <w:r>
+        <w:rPr>
+          <w:rFonts w:ascii="Charis SIL Italic" w:hAnsi="Charis SIL Italic" w:eastAsia="Charis SIL Italic"/>
+          <w:b w:val="0"/>
+          <w:i w:val="0"/>
+          <w:color w:val="0000FF"/>
+          <w:sz w:val="24"/>
+          <w:u w:val="single"/>
+        </w:rPr>
+        <w:hyperlink r:id="rId16" w:history="1">
+          <w:r>
+            <w:rPr>
+              <w:rStyle w:val="Hyperlink"/>
+            </w:rPr>
+            <w:t>B</w:t>
+          </w:r>
+        </w:hyperlink>
+      </w:r>
+      <w:r>
+        <w:rPr>
+          <w:rFonts w:ascii="Charis SIL Italic" w:hAnsi="Charis SIL Italic" w:eastAsia="Charis SIL Italic"/>
+          <w:b w:val="0"/>
+          <w:i w:val="0"/>
+          <w:color w:val="0000FF"/>
+          <w:sz w:val="24"/>
+          <w:u w:val="single"/>
+        </w:rPr>
+        <w:hyperlink r:id="rId16" w:history="1">
           <w:r>
             <w:rPr>
               <w:rStyle w:val="Hyperlink"/>
@@ -1376,7 +1521,7 @@
           <w:sz w:val="24"/>
           <w:u w:val="single"/>
         </w:rPr>
-        <w:hyperlink r:id="rId15" w:history="1">
+        <w:hyperlink r:id="rId16" w:history="1">
           <w:r>
             <w:rPr>
               <w:rStyle w:val="Hyperlink"/>
@@ -1394,7 +1539,7 @@
           <w:sz w:val="24"/>
           <w:u w:val="single"/>
         </w:rPr>
-        <w:hyperlink r:id="rId15" w:history="1">
+        <w:hyperlink r:id="rId16" w:history="1">
           <w:r>
             <w:rPr>
               <w:rStyle w:val="Hyperlink"/>
@@ -1841,61 +1986,7 @@
           <w:color w:val="000000"/>
           <w:sz w:val="24"/>
         </w:rPr>
-        <w:t>. Bij het Nationaal Archief zijn ook de person</w:t>
-      </w:r>
-      <w:r>
-        <w:rPr>
-          <w:u w:val="single" w:color="0000ff"/>
-          <w:rFonts w:ascii="Charis SIL Italic" w:hAnsi="Charis SIL Italic" w:eastAsia="Charis SIL Italic"/>
-          <w:b w:val="0"/>
-          <w:i w:val="0"/>
-          <w:color w:val="000000"/>
-          <w:sz w:val="24"/>
-        </w:rPr>
-        <w:hyperlink r:id="rId17" w:history="1">
-          <w:r>
-            <w:rPr>
-              <w:rStyle w:val="Hyperlink"/>
-            </w:rPr>
-            <w:t>eelsd</w:t>
-          </w:r>
-        </w:hyperlink>
-      </w:r>
-      <w:r>
-        <w:rPr>
-          <w:u w:val="single" w:color="0000ff"/>
-          <w:rFonts w:ascii="Charis SIL Italic" w:hAnsi="Charis SIL Italic" w:eastAsia="Charis SIL Italic"/>
-          <w:b w:val="0"/>
-          <w:i w:val="0"/>
-          <w:color w:val="000000"/>
-          <w:sz w:val="24"/>
-        </w:rPr>
-        <w:hyperlink r:id="rId17" w:history="1">
-          <w:r>
-            <w:rPr>
-              <w:rStyle w:val="Hyperlink"/>
-            </w:rPr>
-            <w:t>o</w:t>
-          </w:r>
-        </w:hyperlink>
-      </w:r>
-      <w:r>
-        <w:rPr>
-          <w:u w:val="single" w:color="0000ff"/>
-          <w:rFonts w:ascii="Charis SIL Italic" w:hAnsi="Charis SIL Italic" w:eastAsia="Charis SIL Italic"/>
-          <w:b w:val="0"/>
-          <w:i w:val="0"/>
-          <w:color w:val="000000"/>
-          <w:sz w:val="24"/>
-        </w:rPr>
-        <w:hyperlink r:id="rId17" w:history="1">
-          <w:r>
-            <w:rPr>
-              <w:rStyle w:val="Hyperlink"/>
-            </w:rPr>
-            <w:t>ssie</w:t>
-          </w:r>
-        </w:hyperlink>
+        <w:t>. Bij het Nationaal Archief zijn ook de personeelsdossie</w:t>
       </w:r>
       <w:r>
         <w:rPr>
@@ -1935,7 +2026,6 @@
       </w:r>
       <w:r>
         <w:rPr>
-          <w:u w:val="single" w:color="0000ff"/>
           <w:rFonts w:ascii="Charis SIL Italic" w:hAnsi="Charis SIL Italic" w:eastAsia="Charis SIL Italic"/>
           <w:b w:val="0"/>
           <w:i w:val="0"/>
@@ -2336,7 +2426,14 @@
           <w:sz w:val="24"/>
           <w:u w:val="single"/>
         </w:rPr>
-        <w:t>De kolo</w:t>
+        <w:hyperlink r:id="rId18" w:history="1">
+          <w:r>
+            <w:rPr>
+              <w:rStyle w:val="Hyperlink"/>
+            </w:rPr>
+            <w:t>De</w:t>
+          </w:r>
+        </w:hyperlink>
       </w:r>
       <w:r>
         <w:rPr>
@@ -2347,7 +2444,36 @@
           <w:sz w:val="24"/>
           <w:u w:val="single"/>
         </w:rPr>
-        <w:hyperlink r:id="rId18" w:history="1">
+        <w:t xml:space="preserve"> </w:t>
+      </w:r>
+      <w:r>
+        <w:rPr>
+          <w:rFonts w:ascii="Charis SIL Italic" w:hAnsi="Charis SIL Italic" w:eastAsia="Charis SIL Italic"/>
+          <w:b w:val="0"/>
+          <w:i w:val="0"/>
+          <w:color w:val="0000FF"/>
+          <w:sz w:val="24"/>
+          <w:u w:val="single"/>
+        </w:rPr>
+        <w:hyperlink r:id="rId19" w:history="1">
+          <w:r>
+            <w:rPr>
+              <w:rStyle w:val="Hyperlink"/>
+            </w:rPr>
+            <w:t>kolo</w:t>
+          </w:r>
+        </w:hyperlink>
+      </w:r>
+      <w:r>
+        <w:rPr>
+          <w:rFonts w:ascii="Charis SIL Italic" w:hAnsi="Charis SIL Italic" w:eastAsia="Charis SIL Italic"/>
+          <w:b w:val="0"/>
+          <w:i w:val="0"/>
+          <w:color w:val="0000FF"/>
+          <w:sz w:val="24"/>
+          <w:u w:val="single"/>
+        </w:rPr>
+        <w:hyperlink r:id="rId19" w:history="1">
           <w:r>
             <w:rPr>
               <w:rStyle w:val="Hyperlink"/>
@@ -2376,7 +2502,7 @@
           <w:sz w:val="24"/>
           <w:u w:val="single"/>
         </w:rPr>
-        <w:hyperlink r:id="rId18" w:history="1">
+        <w:hyperlink r:id="rId19" w:history="1">
           <w:r>
             <w:rPr>
               <w:rStyle w:val="Hyperlink"/>
@@ -2405,7 +2531,7 @@
           <w:sz w:val="24"/>
           <w:u w:val="single"/>
         </w:rPr>
-        <w:hyperlink r:id="rId18" w:history="1">
+        <w:hyperlink r:id="rId19" w:history="1">
           <w:r>
             <w:rPr>
               <w:rStyle w:val="Hyperlink"/>
@@ -3125,7 +3251,7 @@
           <w:sz w:val="24"/>
           <w:u w:val="single"/>
         </w:rPr>
-        <w:hyperlink r:id="rId16" w:history="1">
+        <w:hyperlink r:id="rId22" w:history="1">
           <w:r>
             <w:rPr>
               <w:rStyle w:val="Hyperlink"/>
@@ -3398,24 +3524,7 @@
           <w:color w:val="000000"/>
           <w:sz w:val="24"/>
         </w:rPr>
-        <w:t>de beeldcollecties van he</w:t>
-      </w:r>
-      <w:r>
-        <w:rPr>
-          <w:rFonts w:ascii="Charis SIL Italic" w:hAnsi="Charis SIL Italic" w:eastAsia="Charis SIL Italic"/>
-          <w:b w:val="0"/>
-          <w:i w:val="0"/>
-          <w:color w:val="000000"/>
-          <w:sz w:val="24"/>
-        </w:rPr>
-        <w:hyperlink r:id="rId23" w:history="1">
-          <w:r>
-            <w:rPr>
-              <w:rStyle w:val="Hyperlink"/>
-            </w:rPr>
-            <w:t xml:space="preserve">t </w:t>
-          </w:r>
-        </w:hyperlink>
+        <w:t xml:space="preserve">de beeldcollecties van het </w:t>
       </w:r>
       <w:r>
         <w:rPr>
@@ -3426,7 +3535,7 @@
           <w:sz w:val="24"/>
           <w:u w:val="single"/>
         </w:rPr>
-        <w:hyperlink r:id="rId23" w:history="1">
+        <w:hyperlink r:id="rId25" w:history="1">
           <w:r>
             <w:rPr>
               <w:rStyle w:val="Hyperlink"/>
@@ -3455,7 +3564,7 @@
           <w:sz w:val="24"/>
           <w:u w:val="single"/>
         </w:rPr>
-        <w:hyperlink r:id="rId23" w:history="1">
+        <w:hyperlink r:id="rId25" w:history="1">
           <w:r>
             <w:rPr>
               <w:rStyle w:val="Hyperlink"/>
@@ -3473,7 +3582,7 @@
           <w:sz w:val="24"/>
           <w:u w:val="single"/>
         </w:rPr>
-        <w:hyperlink r:id="rId23" w:history="1">
+        <w:hyperlink r:id="rId25" w:history="1">
           <w:r>
             <w:rPr>
               <w:rStyle w:val="Hyperlink"/>
@@ -3491,14 +3600,7 @@
           <w:color w:val="000000"/>
           <w:sz w:val="24"/>
         </w:rPr>
-        <w:hyperlink r:id="rId23" w:history="1">
-          <w:r>
-            <w:rPr>
-              <w:rStyle w:val="Hyperlink"/>
-            </w:rPr>
-            <w:t xml:space="preserve"> en </w:t>
-          </w:r>
-        </w:hyperlink>
+        <w:t xml:space="preserve"> en </w:t>
       </w:r>
       <w:r>
         <w:rPr>
@@ -3507,16 +3609,8 @@
           <w:i w:val="0"/>
           <w:color w:val="0000FF"/>
           <w:sz w:val="24"/>
-          <w:u w:val="single"/>
-        </w:rPr>
-        <w:hyperlink r:id="rId23" w:history="1">
-          <w:r>
-            <w:rPr>
-              <w:rStyle w:val="Hyperlink"/>
-            </w:rPr>
-            <w:t>Rijk</w:t>
-          </w:r>
-        </w:hyperlink>
+        </w:rPr>
+        <w:t>Rijk</w:t>
       </w:r>
       <w:r>
         <w:rPr>
@@ -3545,7 +3639,7 @@
           <w:sz w:val="24"/>
           <w:u w:val="single"/>
         </w:rPr>
-        <w:hyperlink r:id="rId25" w:history="1">
+        <w:hyperlink r:id="rId26" w:history="1">
           <w:r>
             <w:rPr>
               <w:rStyle w:val="Hyperlink"/>
@@ -3562,7 +3656,25 @@
           <w:color w:val="000000"/>
           <w:sz w:val="24"/>
         </w:rPr>
-        <w:t xml:space="preserve">. Het </w:t>
+        <w:t>. H</w:t>
+      </w:r>
+      <w:r>
+        <w:rPr>
+          <w:u w:val="single" w:color="0000ff"/>
+          <w:rFonts w:ascii="Charis SIL Italic" w:hAnsi="Charis SIL Italic" w:eastAsia="Charis SIL Italic"/>
+          <w:b w:val="0"/>
+          <w:i w:val="0"/>
+          <w:color w:val="000000"/>
+          <w:sz w:val="24"/>
+        </w:rPr>
+        <w:hyperlink r:id="rId24" w:history="1">
+          <w:r>
+            <w:rPr>
+              <w:rStyle w:val="Hyperlink"/>
+            </w:rPr>
+            <w:t xml:space="preserve">et </w:t>
+          </w:r>
+        </w:hyperlink>
       </w:r>
       <w:r>
         <w:rPr>
@@ -3620,7 +3732,7 @@
           <w:sz w:val="24"/>
           <w:u w:val="single"/>
         </w:rPr>
-        <w:hyperlink r:id="rId26" w:history="1">
+        <w:hyperlink r:id="rId27" w:history="1">
           <w:r>
             <w:rPr>
               <w:rStyle w:val="Hyperlink"/>
@@ -3658,7 +3770,7 @@
           <w:color w:val="000000"/>
           <w:sz w:val="24"/>
         </w:rPr>
-        <w:hyperlink r:id="rId27" w:history="1">
+        <w:hyperlink r:id="rId25" w:history="1">
           <w:r>
             <w:rPr>
               <w:rStyle w:val="Hyperlink"/>
@@ -3676,7 +3788,7 @@
           <w:sz w:val="24"/>
           <w:u w:val="single"/>
         </w:rPr>
-        <w:hyperlink r:id="rId27" w:history="1">
+        <w:hyperlink r:id="rId25" w:history="1">
           <w:r>
             <w:rPr>
               <w:rStyle w:val="Hyperlink"/>
@@ -3694,7 +3806,7 @@
           <w:sz w:val="24"/>
           <w:u w:val="single"/>
         </w:rPr>
-        <w:hyperlink r:id="rId27" w:history="1">
+        <w:hyperlink r:id="rId25" w:history="1">
           <w:r>
             <w:rPr>
               <w:rStyle w:val="Hyperlink"/>
@@ -3730,6 +3842,17 @@
           <w:sz w:val="24"/>
           <w:u w:val="single"/>
         </w:rPr>
+        <w:t xml:space="preserve"> in</w:t>
+      </w:r>
+      <w:r>
+        <w:rPr>
+          <w:rFonts w:ascii="Charis SIL Italic" w:hAnsi="Charis SIL Italic" w:eastAsia="Charis SIL Italic"/>
+          <w:b w:val="0"/>
+          <w:i w:val="0"/>
+          <w:color w:val="0000FF"/>
+          <w:sz w:val="24"/>
+          <w:u w:val="single"/>
+        </w:rPr>
         <w:t xml:space="preserve"> </w:t>
       </w:r>
       <w:r>
@@ -3741,36 +3864,7 @@
           <w:sz w:val="24"/>
           <w:u w:val="single"/>
         </w:rPr>
-        <w:hyperlink r:id="rId28" w:history="1">
-          <w:r>
-            <w:rPr>
-              <w:rStyle w:val="Hyperlink"/>
-            </w:rPr>
-            <w:t>in</w:t>
-          </w:r>
-        </w:hyperlink>
-      </w:r>
-      <w:r>
-        <w:rPr>
-          <w:rFonts w:ascii="Charis SIL Italic" w:hAnsi="Charis SIL Italic" w:eastAsia="Charis SIL Italic"/>
-          <w:b w:val="0"/>
-          <w:i w:val="0"/>
-          <w:color w:val="0000FF"/>
-          <w:sz w:val="24"/>
-          <w:u w:val="single"/>
-        </w:rPr>
-        <w:t xml:space="preserve"> </w:t>
-      </w:r>
-      <w:r>
-        <w:rPr>
-          <w:rFonts w:ascii="Charis SIL Italic" w:hAnsi="Charis SIL Italic" w:eastAsia="Charis SIL Italic"/>
-          <w:b w:val="0"/>
-          <w:i w:val="0"/>
-          <w:color w:val="0000FF"/>
-          <w:sz w:val="24"/>
-          <w:u w:val="single"/>
-        </w:rPr>
-        <w:hyperlink r:id="rId28" w:history="1">
+        <w:hyperlink r:id="rId26" w:history="1">
           <w:r>
             <w:rPr>
               <w:rStyle w:val="Hyperlink"/>
@@ -3788,7 +3882,7 @@
           <w:color w:val="000000"/>
           <w:sz w:val="24"/>
         </w:rPr>
-        <w:hyperlink r:id="rId25" w:history="1">
+        <w:hyperlink r:id="rId26" w:history="1">
           <w:r>
             <w:rPr>
               <w:rStyle w:val="Hyperlink"/>
@@ -4555,31 +4649,14 @@
       </w:r>
       <w:r>
         <w:rPr>
+          <w:u w:val="single" w:color="0000ff"/>
           <w:rFonts w:ascii="Charis SIL Italic" w:hAnsi="Charis SIL Italic" w:eastAsia="Charis SIL Italic"/>
           <w:b w:val="0"/>
           <w:i w:val="0"/>
           <w:color w:val="000000"/>
           <w:sz w:val="24"/>
         </w:rPr>
-        <w:t xml:space="preserve"> </w:t>
-      </w:r>
-      <w:r>
-        <w:rPr>
-          <w:u w:val="single" w:color="0000ff"/>
-          <w:rFonts w:ascii="Charis SIL Italic" w:hAnsi="Charis SIL Italic" w:eastAsia="Charis SIL Italic"/>
-          <w:b w:val="0"/>
-          <w:i w:val="0"/>
-          <w:color w:val="000000"/>
-          <w:sz w:val="24"/>
-        </w:rPr>
-        <w:hyperlink r:id="rId31" w:history="1">
-          <w:r>
-            <w:rPr>
-              <w:rStyle w:val="Hyperlink"/>
-            </w:rPr>
-            <w:t xml:space="preserve">en </w:t>
-          </w:r>
-        </w:hyperlink>
+        <w:t xml:space="preserve"> en </w:t>
       </w:r>
       <w:r>
         <w:rPr>
@@ -4590,7 +4667,7 @@
           <w:sz w:val="24"/>
           <w:u w:val="single"/>
         </w:rPr>
-        <w:hyperlink r:id="rId31" w:history="1">
+        <w:hyperlink r:id="rId34" w:history="1">
           <w:r>
             <w:rPr>
               <w:rStyle w:val="Hyperlink"/>
@@ -4907,13 +4984,39 @@
       </w:r>
       <w:r>
         <w:rPr>
+          <w:u w:val="single" w:color="0000ff"/>
           <w:rFonts w:ascii="Charis SIL Italic" w:hAnsi="Charis SIL Italic" w:eastAsia="Charis SIL Italic"/>
           <w:b w:val="0"/>
           <w:i w:val="0"/>
           <w:color w:val="000000"/>
           <w:sz w:val="24"/>
         </w:rPr>
-        <w:t xml:space="preserve">tal </w:t>
+        <w:hyperlink r:id="rId33" w:history="1">
+          <w:r>
+            <w:rPr>
+              <w:rStyle w:val="Hyperlink"/>
+            </w:rPr>
+            <w:t>ta</w:t>
+          </w:r>
+        </w:hyperlink>
+      </w:r>
+      <w:r>
+        <w:rPr>
+          <w:u w:val="single" w:color="0000ff"/>
+          <w:rFonts w:ascii="Charis SIL Italic" w:hAnsi="Charis SIL Italic" w:eastAsia="Charis SIL Italic"/>
+          <w:b w:val="0"/>
+          <w:i w:val="0"/>
+          <w:color w:val="000000"/>
+          <w:sz w:val="24"/>
+        </w:rPr>
+        <w:hyperlink r:id="rId33" w:history="1">
+          <w:r>
+            <w:rPr>
+              <w:rStyle w:val="Hyperlink"/>
+            </w:rPr>
+            <w:t xml:space="preserve">l </w:t>
+          </w:r>
+        </w:hyperlink>
       </w:r>
       <w:r>
         <w:rPr>
@@ -5191,7 +5294,7 @@
           <w:color w:val="000000"/>
           <w:sz w:val="24"/>
         </w:rPr>
-        <w:t xml:space="preserve"> dat zich bij het Arsip Nasional in</w:t>
+        <w:t xml:space="preserve"> dat zich bij het Arsip</w:t>
       </w:r>
       <w:r>
         <w:rPr>
@@ -5202,14 +5305,7 @@
           <w:color w:val="000000"/>
           <w:sz w:val="24"/>
         </w:rPr>
-        <w:hyperlink r:id="rId35" w:history="1">
-          <w:r>
-            <w:rPr>
-              <w:rStyle w:val="Hyperlink"/>
-            </w:rPr>
-            <w:t xml:space="preserve"> Jakarta bevi</w:t>
-          </w:r>
-        </w:hyperlink>
+        <w:t xml:space="preserve"> Nasional in Jakarta bevi</w:t>
       </w:r>
       <w:r>
         <w:rPr>
@@ -5537,8 +5633,16 @@
           <w:i w:val="0"/>
           <w:color w:val="0000FF"/>
           <w:sz w:val="24"/>
-        </w:rPr>
-        <w:t>Sammlungsgut aus Kolonialen Ko</w:t>
+          <w:u w:val="single"/>
+        </w:rPr>
+        <w:hyperlink r:id="rId38" w:history="1">
+          <w:r>
+            <w:rPr>
+              <w:rStyle w:val="Hyperlink"/>
+            </w:rPr>
+            <w:t>Samm</w:t>
+          </w:r>
+        </w:hyperlink>
       </w:r>
       <w:r>
         <w:rPr>
@@ -5549,7 +5653,148 @@
           <w:sz w:val="24"/>
           <w:u w:val="single"/>
         </w:rPr>
-        <w:hyperlink r:id="rId37" w:history="1">
+        <w:hyperlink r:id="rId38" w:history="1">
+          <w:r>
+            <w:rPr>
+              <w:rStyle w:val="Hyperlink"/>
+            </w:rPr>
+            <w:t>lungsgut</w:t>
+          </w:r>
+        </w:hyperlink>
+      </w:r>
+      <w:r>
+        <w:rPr>
+          <w:rFonts w:ascii="Charis SIL Italic" w:hAnsi="Charis SIL Italic" w:eastAsia="Charis SIL Italic"/>
+          <w:b w:val="0"/>
+          <w:i w:val="0"/>
+          <w:color w:val="0000FF"/>
+          <w:sz w:val="24"/>
+          <w:u w:val="single"/>
+        </w:rPr>
+        <w:t xml:space="preserve"> </w:t>
+      </w:r>
+      <w:r>
+        <w:rPr>
+          <w:rFonts w:ascii="Charis SIL Italic" w:hAnsi="Charis SIL Italic" w:eastAsia="Charis SIL Italic"/>
+          <w:b w:val="0"/>
+          <w:i w:val="0"/>
+          <w:color w:val="0000FF"/>
+          <w:sz w:val="24"/>
+          <w:u w:val="single"/>
+        </w:rPr>
+        <w:hyperlink r:id="rId38" w:history="1">
+          <w:r>
+            <w:rPr>
+              <w:rStyle w:val="Hyperlink"/>
+            </w:rPr>
+            <w:t>a</w:t>
+          </w:r>
+        </w:hyperlink>
+      </w:r>
+      <w:r>
+        <w:rPr>
+          <w:rFonts w:ascii="Charis SIL Italic" w:hAnsi="Charis SIL Italic" w:eastAsia="Charis SIL Italic"/>
+          <w:b w:val="0"/>
+          <w:i w:val="0"/>
+          <w:color w:val="0000FF"/>
+          <w:sz w:val="24"/>
+          <w:u w:val="single"/>
+        </w:rPr>
+        <w:hyperlink r:id="rId38" w:history="1">
+          <w:r>
+            <w:rPr>
+              <w:rStyle w:val="Hyperlink"/>
+            </w:rPr>
+            <w:t>us</w:t>
+          </w:r>
+        </w:hyperlink>
+      </w:r>
+      <w:r>
+        <w:rPr>
+          <w:rFonts w:ascii="Charis SIL Italic" w:hAnsi="Charis SIL Italic" w:eastAsia="Charis SIL Italic"/>
+          <w:b w:val="0"/>
+          <w:i w:val="0"/>
+          <w:color w:val="0000FF"/>
+          <w:sz w:val="24"/>
+          <w:u w:val="single"/>
+        </w:rPr>
+        <w:t xml:space="preserve"> </w:t>
+      </w:r>
+      <w:r>
+        <w:rPr>
+          <w:rFonts w:ascii="Charis SIL Italic" w:hAnsi="Charis SIL Italic" w:eastAsia="Charis SIL Italic"/>
+          <w:b w:val="0"/>
+          <w:i w:val="0"/>
+          <w:color w:val="0000FF"/>
+          <w:sz w:val="24"/>
+          <w:u w:val="single"/>
+        </w:rPr>
+        <w:hyperlink r:id="rId38" w:history="1">
+          <w:r>
+            <w:rPr>
+              <w:rStyle w:val="Hyperlink"/>
+            </w:rPr>
+            <w:t>Koloniale</w:t>
+          </w:r>
+        </w:hyperlink>
+      </w:r>
+      <w:r>
+        <w:rPr>
+          <w:rFonts w:ascii="Charis SIL Italic" w:hAnsi="Charis SIL Italic" w:eastAsia="Charis SIL Italic"/>
+          <w:b w:val="0"/>
+          <w:i w:val="0"/>
+          <w:color w:val="0000FF"/>
+          <w:sz w:val="24"/>
+          <w:u w:val="single"/>
+        </w:rPr>
+        <w:hyperlink r:id="rId38" w:history="1">
+          <w:r>
+            <w:rPr>
+              <w:rStyle w:val="Hyperlink"/>
+            </w:rPr>
+            <w:t>n</w:t>
+          </w:r>
+        </w:hyperlink>
+      </w:r>
+      <w:r>
+        <w:rPr>
+          <w:rFonts w:ascii="Charis SIL Italic" w:hAnsi="Charis SIL Italic" w:eastAsia="Charis SIL Italic"/>
+          <w:b w:val="0"/>
+          <w:i w:val="0"/>
+          <w:color w:val="0000FF"/>
+          <w:sz w:val="24"/>
+          <w:u w:val="single"/>
+        </w:rPr>
+        <w:t xml:space="preserve"> </w:t>
+      </w:r>
+      <w:r>
+        <w:rPr>
+          <w:rFonts w:ascii="Charis SIL Italic" w:hAnsi="Charis SIL Italic" w:eastAsia="Charis SIL Italic"/>
+          <w:b w:val="0"/>
+          <w:i w:val="0"/>
+          <w:color w:val="0000FF"/>
+          <w:sz w:val="24"/>
+          <w:u w:val="single"/>
+        </w:rPr>
+        <w:hyperlink r:id="rId38" w:history="1">
+          <w:r>
+            <w:rPr>
+              <w:rStyle w:val="Hyperlink"/>
+            </w:rPr>
+            <w:t>Ko</w:t>
+          </w:r>
+        </w:hyperlink>
+      </w:r>
+      <w:r>
+        <w:rPr>
+          <w:rFonts w:ascii="Charis SIL Italic" w:hAnsi="Charis SIL Italic" w:eastAsia="Charis SIL Italic"/>
+          <w:b w:val="0"/>
+          <w:i w:val="0"/>
+          <w:color w:val="0000FF"/>
+          <w:sz w:val="24"/>
+          <w:u w:val="single"/>
+        </w:rPr>
+        <w:hyperlink r:id="rId38" w:history="1">
           <w:r>
             <w:rPr>
               <w:rStyle w:val="Hyperlink"/>

--- a/EXPORTS/DOCX/published/niveau1/Dutch/Sources.docx
+++ b/EXPORTS/DOCX/published/niveau1/Dutch/Sources.docx
@@ -1301,198 +1301,35 @@
       </w:r>
       <w:r>
         <w:rPr>
-          <w:u w:val="single" w:color="0000ff"/>
           <w:rFonts w:ascii="Charis SIL Italic" w:hAnsi="Charis SIL Italic" w:eastAsia="Charis SIL Italic"/>
           <w:b w:val="0"/>
           <w:i w:val="0"/>
           <w:color w:val="000000"/>
           <w:sz w:val="24"/>
         </w:rPr>
+        <w:t xml:space="preserve">deel uit van de </w:t>
+      </w:r>
+      <w:r>
+        <w:rPr>
+          <w:rFonts w:ascii="Charis SIL Italic" w:hAnsi="Charis SIL Italic" w:eastAsia="Charis SIL Italic"/>
+          <w:b w:val="0"/>
+          <w:i w:val="0"/>
+          <w:color w:val="0000FF"/>
+          <w:sz w:val="24"/>
+          <w:u w:val="single"/>
+        </w:rPr>
+        <w:t>Universitaire B</w:t>
+      </w:r>
+      <w:r>
+        <w:rPr>
+          <w:rFonts w:ascii="Charis SIL Italic" w:hAnsi="Charis SIL Italic" w:eastAsia="Charis SIL Italic"/>
+          <w:b w:val="0"/>
+          <w:i w:val="0"/>
+          <w:color w:val="0000FF"/>
+          <w:sz w:val="24"/>
+          <w:u w:val="single"/>
+        </w:rPr>
         <w:hyperlink r:id="rId15" w:history="1">
-          <w:r>
-            <w:rPr>
-              <w:rStyle w:val="Hyperlink"/>
-            </w:rPr>
-            <w:t xml:space="preserve">deel uit </w:t>
-          </w:r>
-        </w:hyperlink>
-      </w:r>
-      <w:r>
-        <w:rPr>
-          <w:u w:val="single" w:color="0000ff"/>
-          <w:rFonts w:ascii="Charis SIL Italic" w:hAnsi="Charis SIL Italic" w:eastAsia="Charis SIL Italic"/>
-          <w:b w:val="0"/>
-          <w:i w:val="0"/>
-          <w:color w:val="000000"/>
-          <w:sz w:val="24"/>
-        </w:rPr>
-        <w:hyperlink r:id="rId15" w:history="1">
-          <w:r>
-            <w:rPr>
-              <w:rStyle w:val="Hyperlink"/>
-            </w:rPr>
-            <w:t>v</w:t>
-          </w:r>
-        </w:hyperlink>
-      </w:r>
-      <w:r>
-        <w:rPr>
-          <w:u w:val="single" w:color="0000ff"/>
-          <w:rFonts w:ascii="Charis SIL Italic" w:hAnsi="Charis SIL Italic" w:eastAsia="Charis SIL Italic"/>
-          <w:b w:val="0"/>
-          <w:i w:val="0"/>
-          <w:color w:val="000000"/>
-          <w:sz w:val="24"/>
-        </w:rPr>
-        <w:hyperlink r:id="rId15" w:history="1">
-          <w:r>
-            <w:rPr>
-              <w:rStyle w:val="Hyperlink"/>
-            </w:rPr>
-            <w:t>an d</w:t>
-          </w:r>
-        </w:hyperlink>
-      </w:r>
-      <w:r>
-        <w:rPr>
-          <w:u w:val="single" w:color="0000ff"/>
-          <w:rFonts w:ascii="Charis SIL Italic" w:hAnsi="Charis SIL Italic" w:eastAsia="Charis SIL Italic"/>
-          <w:b w:val="0"/>
-          <w:i w:val="0"/>
-          <w:color w:val="000000"/>
-          <w:sz w:val="24"/>
-        </w:rPr>
-        <w:hyperlink r:id="rId15" w:history="1">
-          <w:r>
-            <w:rPr>
-              <w:rStyle w:val="Hyperlink"/>
-            </w:rPr>
-            <w:t>e</w:t>
-          </w:r>
-        </w:hyperlink>
-      </w:r>
-      <w:r>
-        <w:rPr>
-          <w:u w:val="single" w:color="0000ff"/>
-          <w:rFonts w:ascii="Charis SIL Italic" w:hAnsi="Charis SIL Italic" w:eastAsia="Charis SIL Italic"/>
-          <w:b w:val="0"/>
-          <w:i w:val="0"/>
-          <w:color w:val="000000"/>
-          <w:sz w:val="24"/>
-        </w:rPr>
-        <w:t xml:space="preserve"> </w:t>
-      </w:r>
-      <w:r>
-        <w:rPr>
-          <w:rFonts w:ascii="Charis SIL Italic" w:hAnsi="Charis SIL Italic" w:eastAsia="Charis SIL Italic"/>
-          <w:b w:val="0"/>
-          <w:i w:val="0"/>
-          <w:color w:val="0000FF"/>
-          <w:sz w:val="24"/>
-          <w:u w:val="single"/>
-        </w:rPr>
-        <w:hyperlink r:id="rId16" w:history="1">
-          <w:r>
-            <w:rPr>
-              <w:rStyle w:val="Hyperlink"/>
-            </w:rPr>
-            <w:t>Univ</w:t>
-          </w:r>
-        </w:hyperlink>
-      </w:r>
-      <w:r>
-        <w:rPr>
-          <w:rFonts w:ascii="Charis SIL Italic" w:hAnsi="Charis SIL Italic" w:eastAsia="Charis SIL Italic"/>
-          <w:b w:val="0"/>
-          <w:i w:val="0"/>
-          <w:color w:val="0000FF"/>
-          <w:sz w:val="24"/>
-          <w:u w:val="single"/>
-        </w:rPr>
-        <w:hyperlink r:id="rId16" w:history="1">
-          <w:r>
-            <w:rPr>
-              <w:rStyle w:val="Hyperlink"/>
-            </w:rPr>
-            <w:t>ersitai</w:t>
-          </w:r>
-        </w:hyperlink>
-      </w:r>
-      <w:r>
-        <w:rPr>
-          <w:rFonts w:ascii="Charis SIL Italic" w:hAnsi="Charis SIL Italic" w:eastAsia="Charis SIL Italic"/>
-          <w:b w:val="0"/>
-          <w:i w:val="0"/>
-          <w:color w:val="0000FF"/>
-          <w:sz w:val="24"/>
-          <w:u w:val="single"/>
-        </w:rPr>
-        <w:hyperlink r:id="rId16" w:history="1">
-          <w:r>
-            <w:rPr>
-              <w:rStyle w:val="Hyperlink"/>
-            </w:rPr>
-            <w:t>r</w:t>
-          </w:r>
-        </w:hyperlink>
-      </w:r>
-      <w:r>
-        <w:rPr>
-          <w:rFonts w:ascii="Charis SIL Italic" w:hAnsi="Charis SIL Italic" w:eastAsia="Charis SIL Italic"/>
-          <w:b w:val="0"/>
-          <w:i w:val="0"/>
-          <w:color w:val="0000FF"/>
-          <w:sz w:val="24"/>
-          <w:u w:val="single"/>
-        </w:rPr>
-        <w:hyperlink r:id="rId16" w:history="1">
-          <w:r>
-            <w:rPr>
-              <w:rStyle w:val="Hyperlink"/>
-            </w:rPr>
-            <w:t>e</w:t>
-          </w:r>
-        </w:hyperlink>
-      </w:r>
-      <w:r>
-        <w:rPr>
-          <w:rFonts w:ascii="Charis SIL Italic" w:hAnsi="Charis SIL Italic" w:eastAsia="Charis SIL Italic"/>
-          <w:b w:val="0"/>
-          <w:i w:val="0"/>
-          <w:color w:val="0000FF"/>
-          <w:sz w:val="24"/>
-          <w:u w:val="single"/>
-        </w:rPr>
-        <w:t xml:space="preserve"> </w:t>
-      </w:r>
-      <w:r>
-        <w:rPr>
-          <w:rFonts w:ascii="Charis SIL Italic" w:hAnsi="Charis SIL Italic" w:eastAsia="Charis SIL Italic"/>
-          <w:b w:val="0"/>
-          <w:i w:val="0"/>
-          <w:color w:val="0000FF"/>
-          <w:sz w:val="24"/>
-          <w:u w:val="single"/>
-        </w:rPr>
-        <w:hyperlink r:id="rId16" w:history="1">
-          <w:r>
-            <w:rPr>
-              <w:rStyle w:val="Hyperlink"/>
-            </w:rPr>
-            <w:t>B</w:t>
-          </w:r>
-        </w:hyperlink>
-      </w:r>
-      <w:r>
-        <w:rPr>
-          <w:rFonts w:ascii="Charis SIL Italic" w:hAnsi="Charis SIL Italic" w:eastAsia="Charis SIL Italic"/>
-          <w:b w:val="0"/>
-          <w:i w:val="0"/>
-          <w:color w:val="0000FF"/>
-          <w:sz w:val="24"/>
-          <w:u w:val="single"/>
-        </w:rPr>
-        <w:hyperlink r:id="rId16" w:history="1">
           <w:r>
             <w:rPr>
               <w:rStyle w:val="Hyperlink"/>
@@ -1521,7 +1358,7 @@
           <w:sz w:val="24"/>
           <w:u w:val="single"/>
         </w:rPr>
-        <w:hyperlink r:id="rId16" w:history="1">
+        <w:hyperlink r:id="rId15" w:history="1">
           <w:r>
             <w:rPr>
               <w:rStyle w:val="Hyperlink"/>
@@ -1539,7 +1376,7 @@
           <w:sz w:val="24"/>
           <w:u w:val="single"/>
         </w:rPr>
-        <w:hyperlink r:id="rId16" w:history="1">
+        <w:hyperlink r:id="rId15" w:history="1">
           <w:r>
             <w:rPr>
               <w:rStyle w:val="Hyperlink"/>
@@ -1986,7 +1823,151 @@
           <w:color w:val="000000"/>
           <w:sz w:val="24"/>
         </w:rPr>
-        <w:t>. Bij het Nationaal Archief zijn ook de personeelsdossie</w:t>
+        <w:t xml:space="preserve">. Bij het Nationaal Archief </w:t>
+      </w:r>
+      <w:r>
+        <w:rPr>
+          <w:u w:val="single" w:color="0000ff"/>
+          <w:rFonts w:ascii="Charis SIL Italic" w:hAnsi="Charis SIL Italic" w:eastAsia="Charis SIL Italic"/>
+          <w:b w:val="0"/>
+          <w:i w:val="0"/>
+          <w:color w:val="000000"/>
+          <w:sz w:val="24"/>
+        </w:rPr>
+        <w:hyperlink r:id="rId17" w:history="1">
+          <w:r>
+            <w:rPr>
+              <w:rStyle w:val="Hyperlink"/>
+            </w:rPr>
+            <w:t xml:space="preserve">zijn ook </w:t>
+          </w:r>
+        </w:hyperlink>
+      </w:r>
+      <w:r>
+        <w:rPr>
+          <w:u w:val="single" w:color="0000ff"/>
+          <w:rFonts w:ascii="Charis SIL Italic" w:hAnsi="Charis SIL Italic" w:eastAsia="Charis SIL Italic"/>
+          <w:b w:val="0"/>
+          <w:i w:val="0"/>
+          <w:color w:val="000000"/>
+          <w:sz w:val="24"/>
+        </w:rPr>
+        <w:hyperlink r:id="rId17" w:history="1">
+          <w:r>
+            <w:rPr>
+              <w:rStyle w:val="Hyperlink"/>
+            </w:rPr>
+            <w:t>d</w:t>
+          </w:r>
+        </w:hyperlink>
+      </w:r>
+      <w:r>
+        <w:rPr>
+          <w:u w:val="single" w:color="0000ff"/>
+          <w:rFonts w:ascii="Charis SIL Italic" w:hAnsi="Charis SIL Italic" w:eastAsia="Charis SIL Italic"/>
+          <w:b w:val="0"/>
+          <w:i w:val="0"/>
+          <w:color w:val="000000"/>
+          <w:sz w:val="24"/>
+        </w:rPr>
+        <w:hyperlink r:id="rId17" w:history="1">
+          <w:r>
+            <w:rPr>
+              <w:rStyle w:val="Hyperlink"/>
+            </w:rPr>
+            <w:t>e pe</w:t>
+          </w:r>
+        </w:hyperlink>
+      </w:r>
+      <w:r>
+        <w:rPr>
+          <w:u w:val="single" w:color="0000ff"/>
+          <w:rFonts w:ascii="Charis SIL Italic" w:hAnsi="Charis SIL Italic" w:eastAsia="Charis SIL Italic"/>
+          <w:b w:val="0"/>
+          <w:i w:val="0"/>
+          <w:color w:val="000000"/>
+          <w:sz w:val="24"/>
+        </w:rPr>
+        <w:hyperlink r:id="rId17" w:history="1">
+          <w:r>
+            <w:rPr>
+              <w:rStyle w:val="Hyperlink"/>
+            </w:rPr>
+            <w:t>r</w:t>
+          </w:r>
+        </w:hyperlink>
+      </w:r>
+      <w:r>
+        <w:rPr>
+          <w:u w:val="single" w:color="0000ff"/>
+          <w:rFonts w:ascii="Charis SIL Italic" w:hAnsi="Charis SIL Italic" w:eastAsia="Charis SIL Italic"/>
+          <w:b w:val="0"/>
+          <w:i w:val="0"/>
+          <w:color w:val="000000"/>
+          <w:sz w:val="24"/>
+        </w:rPr>
+        <w:hyperlink r:id="rId17" w:history="1">
+          <w:r>
+            <w:rPr>
+              <w:rStyle w:val="Hyperlink"/>
+            </w:rPr>
+            <w:t>son</w:t>
+          </w:r>
+        </w:hyperlink>
+      </w:r>
+      <w:r>
+        <w:rPr>
+          <w:u w:val="single" w:color="0000ff"/>
+          <w:rFonts w:ascii="Charis SIL Italic" w:hAnsi="Charis SIL Italic" w:eastAsia="Charis SIL Italic"/>
+          <w:b w:val="0"/>
+          <w:i w:val="0"/>
+          <w:color w:val="000000"/>
+          <w:sz w:val="24"/>
+        </w:rPr>
+        <w:hyperlink r:id="rId17" w:history="1">
+          <w:r>
+            <w:rPr>
+              <w:rStyle w:val="Hyperlink"/>
+            </w:rPr>
+            <w:t>eelsd</w:t>
+          </w:r>
+        </w:hyperlink>
+      </w:r>
+      <w:r>
+        <w:rPr>
+          <w:u w:val="single" w:color="0000ff"/>
+          <w:rFonts w:ascii="Charis SIL Italic" w:hAnsi="Charis SIL Italic" w:eastAsia="Charis SIL Italic"/>
+          <w:b w:val="0"/>
+          <w:i w:val="0"/>
+          <w:color w:val="000000"/>
+          <w:sz w:val="24"/>
+        </w:rPr>
+        <w:hyperlink r:id="rId17" w:history="1">
+          <w:r>
+            <w:rPr>
+              <w:rStyle w:val="Hyperlink"/>
+            </w:rPr>
+            <w:t>o</w:t>
+          </w:r>
+        </w:hyperlink>
+      </w:r>
+      <w:r>
+        <w:rPr>
+          <w:u w:val="single" w:color="0000ff"/>
+          <w:rFonts w:ascii="Charis SIL Italic" w:hAnsi="Charis SIL Italic" w:eastAsia="Charis SIL Italic"/>
+          <w:b w:val="0"/>
+          <w:i w:val="0"/>
+          <w:color w:val="000000"/>
+          <w:sz w:val="24"/>
+        </w:rPr>
+        <w:hyperlink r:id="rId17" w:history="1">
+          <w:r>
+            <w:rPr>
+              <w:rStyle w:val="Hyperlink"/>
+            </w:rPr>
+            <w:t>ssie</w:t>
+          </w:r>
+        </w:hyperlink>
       </w:r>
       <w:r>
         <w:rPr>
@@ -2026,6 +2007,7 @@
       </w:r>
       <w:r>
         <w:rPr>
+          <w:u w:val="single" w:color="0000ff"/>
           <w:rFonts w:ascii="Charis SIL Italic" w:hAnsi="Charis SIL Italic" w:eastAsia="Charis SIL Italic"/>
           <w:b w:val="0"/>
           <w:i w:val="0"/>
@@ -2424,56 +2406,19 @@
           <w:i w:val="0"/>
           <w:color w:val="0000FF"/>
           <w:sz w:val="24"/>
+        </w:rPr>
+        <w:t>De kolo</w:t>
+      </w:r>
+      <w:r>
+        <w:rPr>
+          <w:rFonts w:ascii="Charis SIL Italic" w:hAnsi="Charis SIL Italic" w:eastAsia="Charis SIL Italic"/>
+          <w:b w:val="0"/>
+          <w:i w:val="0"/>
+          <w:color w:val="0000FF"/>
+          <w:sz w:val="24"/>
           <w:u w:val="single"/>
         </w:rPr>
         <w:hyperlink r:id="rId18" w:history="1">
-          <w:r>
-            <w:rPr>
-              <w:rStyle w:val="Hyperlink"/>
-            </w:rPr>
-            <w:t>De</w:t>
-          </w:r>
-        </w:hyperlink>
-      </w:r>
-      <w:r>
-        <w:rPr>
-          <w:rFonts w:ascii="Charis SIL Italic" w:hAnsi="Charis SIL Italic" w:eastAsia="Charis SIL Italic"/>
-          <w:b w:val="0"/>
-          <w:i w:val="0"/>
-          <w:color w:val="0000FF"/>
-          <w:sz w:val="24"/>
-          <w:u w:val="single"/>
-        </w:rPr>
-        <w:t xml:space="preserve"> </w:t>
-      </w:r>
-      <w:r>
-        <w:rPr>
-          <w:rFonts w:ascii="Charis SIL Italic" w:hAnsi="Charis SIL Italic" w:eastAsia="Charis SIL Italic"/>
-          <w:b w:val="0"/>
-          <w:i w:val="0"/>
-          <w:color w:val="0000FF"/>
-          <w:sz w:val="24"/>
-          <w:u w:val="single"/>
-        </w:rPr>
-        <w:hyperlink r:id="rId19" w:history="1">
-          <w:r>
-            <w:rPr>
-              <w:rStyle w:val="Hyperlink"/>
-            </w:rPr>
-            <w:t>kolo</w:t>
-          </w:r>
-        </w:hyperlink>
-      </w:r>
-      <w:r>
-        <w:rPr>
-          <w:rFonts w:ascii="Charis SIL Italic" w:hAnsi="Charis SIL Italic" w:eastAsia="Charis SIL Italic"/>
-          <w:b w:val="0"/>
-          <w:i w:val="0"/>
-          <w:color w:val="0000FF"/>
-          <w:sz w:val="24"/>
-          <w:u w:val="single"/>
-        </w:rPr>
-        <w:hyperlink r:id="rId19" w:history="1">
           <w:r>
             <w:rPr>
               <w:rStyle w:val="Hyperlink"/>
@@ -2502,7 +2447,7 @@
           <w:sz w:val="24"/>
           <w:u w:val="single"/>
         </w:rPr>
-        <w:hyperlink r:id="rId19" w:history="1">
+        <w:hyperlink r:id="rId18" w:history="1">
           <w:r>
             <w:rPr>
               <w:rStyle w:val="Hyperlink"/>
@@ -2531,7 +2476,7 @@
           <w:sz w:val="24"/>
           <w:u w:val="single"/>
         </w:rPr>
-        <w:hyperlink r:id="rId19" w:history="1">
+        <w:hyperlink r:id="rId18" w:history="1">
           <w:r>
             <w:rPr>
               <w:rStyle w:val="Hyperlink"/>
@@ -3251,7 +3196,7 @@
           <w:sz w:val="24"/>
           <w:u w:val="single"/>
         </w:rPr>
-        <w:hyperlink r:id="rId22" w:history="1">
+        <w:hyperlink r:id="rId16" w:history="1">
           <w:r>
             <w:rPr>
               <w:rStyle w:val="Hyperlink"/>
@@ -3280,7 +3225,7 @@
           <w:sz w:val="24"/>
           <w:u w:val="single"/>
         </w:rPr>
-        <w:hyperlink r:id="rId22" w:history="1">
+        <w:hyperlink r:id="rId16" w:history="1">
           <w:r>
             <w:rPr>
               <w:rStyle w:val="Hyperlink"/>
@@ -3411,7 +3356,7 @@
           <w:sz w:val="24"/>
           <w:u w:val="single"/>
         </w:rPr>
-        <w:hyperlink r:id="rId23" w:history="1">
+        <w:hyperlink r:id="rId22" w:history="1">
           <w:r>
             <w:rPr>
               <w:rStyle w:val="Hyperlink"/>
@@ -3440,7 +3385,7 @@
           <w:sz w:val="24"/>
           <w:u w:val="single"/>
         </w:rPr>
-        <w:hyperlink r:id="rId23" w:history="1">
+        <w:hyperlink r:id="rId22" w:history="1">
           <w:r>
             <w:rPr>
               <w:rStyle w:val="Hyperlink"/>
@@ -3469,7 +3414,7 @@
           <w:sz w:val="24"/>
           <w:u w:val="single"/>
         </w:rPr>
-        <w:hyperlink r:id="rId23" w:history="1">
+        <w:hyperlink r:id="rId22" w:history="1">
           <w:r>
             <w:rPr>
               <w:rStyle w:val="Hyperlink"/>
@@ -3497,7 +3442,7 @@
           <w:sz w:val="24"/>
           <w:u w:val="single"/>
         </w:rPr>
-        <w:hyperlink r:id="rId24" w:history="1">
+        <w:hyperlink r:id="rId23" w:history="1">
           <w:r>
             <w:rPr>
               <w:rStyle w:val="Hyperlink"/>
@@ -3524,7 +3469,24 @@
           <w:color w:val="000000"/>
           <w:sz w:val="24"/>
         </w:rPr>
-        <w:t xml:space="preserve">de beeldcollecties van het </w:t>
+        <w:t>de beeldcollecties van he</w:t>
+      </w:r>
+      <w:r>
+        <w:rPr>
+          <w:rFonts w:ascii="Charis SIL Italic" w:hAnsi="Charis SIL Italic" w:eastAsia="Charis SIL Italic"/>
+          <w:b w:val="0"/>
+          <w:i w:val="0"/>
+          <w:color w:val="000000"/>
+          <w:sz w:val="24"/>
+        </w:rPr>
+        <w:hyperlink r:id="rId22" w:history="1">
+          <w:r>
+            <w:rPr>
+              <w:rStyle w:val="Hyperlink"/>
+            </w:rPr>
+            <w:t xml:space="preserve">t </w:t>
+          </w:r>
+        </w:hyperlink>
       </w:r>
       <w:r>
         <w:rPr>
@@ -3535,7 +3497,7 @@
           <w:sz w:val="24"/>
           <w:u w:val="single"/>
         </w:rPr>
-        <w:hyperlink r:id="rId25" w:history="1">
+        <w:hyperlink r:id="rId22" w:history="1">
           <w:r>
             <w:rPr>
               <w:rStyle w:val="Hyperlink"/>
@@ -3564,7 +3526,7 @@
           <w:sz w:val="24"/>
           <w:u w:val="single"/>
         </w:rPr>
-        <w:hyperlink r:id="rId25" w:history="1">
+        <w:hyperlink r:id="rId22" w:history="1">
           <w:r>
             <w:rPr>
               <w:rStyle w:val="Hyperlink"/>
@@ -3582,7 +3544,7 @@
           <w:sz w:val="24"/>
           <w:u w:val="single"/>
         </w:rPr>
-        <w:hyperlink r:id="rId25" w:history="1">
+        <w:hyperlink r:id="rId22" w:history="1">
           <w:r>
             <w:rPr>
               <w:rStyle w:val="Hyperlink"/>
@@ -3600,7 +3562,14 @@
           <w:color w:val="000000"/>
           <w:sz w:val="24"/>
         </w:rPr>
-        <w:t xml:space="preserve"> en </w:t>
+        <w:hyperlink r:id="rId22" w:history="1">
+          <w:r>
+            <w:rPr>
+              <w:rStyle w:val="Hyperlink"/>
+            </w:rPr>
+            <w:t xml:space="preserve"> en </w:t>
+          </w:r>
+        </w:hyperlink>
       </w:r>
       <w:r>
         <w:rPr>
@@ -3609,8 +3578,16 @@
           <w:i w:val="0"/>
           <w:color w:val="0000FF"/>
           <w:sz w:val="24"/>
-        </w:rPr>
-        <w:t>Rijk</w:t>
+          <w:u w:val="single"/>
+        </w:rPr>
+        <w:hyperlink r:id="rId22" w:history="1">
+          <w:r>
+            <w:rPr>
+              <w:rStyle w:val="Hyperlink"/>
+            </w:rPr>
+            <w:t>Rijk</w:t>
+          </w:r>
+        </w:hyperlink>
       </w:r>
       <w:r>
         <w:rPr>
@@ -3621,7 +3598,7 @@
           <w:sz w:val="24"/>
           <w:u w:val="single"/>
         </w:rPr>
-        <w:hyperlink r:id="rId23" w:history="1">
+        <w:hyperlink r:id="rId22" w:history="1">
           <w:r>
             <w:rPr>
               <w:rStyle w:val="Hyperlink"/>
@@ -3639,7 +3616,7 @@
           <w:sz w:val="24"/>
           <w:u w:val="single"/>
         </w:rPr>
-        <w:hyperlink r:id="rId26" w:history="1">
+        <w:hyperlink r:id="rId24" w:history="1">
           <w:r>
             <w:rPr>
               <w:rStyle w:val="Hyperlink"/>
@@ -3656,7 +3633,82 @@
           <w:color w:val="000000"/>
           <w:sz w:val="24"/>
         </w:rPr>
-        <w:t>. H</w:t>
+        <w:t xml:space="preserve">. Het </w:t>
+      </w:r>
+      <w:r>
+        <w:rPr>
+          <w:rFonts w:ascii="Charis SIL Italic" w:hAnsi="Charis SIL Italic" w:eastAsia="Charis SIL Italic"/>
+          <w:b w:val="0"/>
+          <w:i w:val="0"/>
+          <w:color w:val="0000FF"/>
+          <w:sz w:val="24"/>
+          <w:u w:val="single"/>
+        </w:rPr>
+        <w:hyperlink r:id="rId23" w:history="1">
+          <w:r>
+            <w:rPr>
+              <w:rStyle w:val="Hyperlink"/>
+            </w:rPr>
+            <w:t>Nationaal</w:t>
+          </w:r>
+        </w:hyperlink>
+      </w:r>
+      <w:r>
+        <w:rPr>
+          <w:rFonts w:ascii="Charis SIL Italic" w:hAnsi="Charis SIL Italic" w:eastAsia="Charis SIL Italic"/>
+          <w:b w:val="0"/>
+          <w:i w:val="0"/>
+          <w:color w:val="0000FF"/>
+          <w:sz w:val="24"/>
+          <w:u w:val="single"/>
+        </w:rPr>
+        <w:t xml:space="preserve"> </w:t>
+      </w:r>
+      <w:r>
+        <w:rPr>
+          <w:rFonts w:ascii="Charis SIL Italic" w:hAnsi="Charis SIL Italic" w:eastAsia="Charis SIL Italic"/>
+          <w:b w:val="0"/>
+          <w:i w:val="0"/>
+          <w:color w:val="0000FF"/>
+          <w:sz w:val="24"/>
+          <w:u w:val="single"/>
+        </w:rPr>
+        <w:hyperlink r:id="rId23" w:history="1">
+          <w:r>
+            <w:rPr>
+              <w:rStyle w:val="Hyperlink"/>
+            </w:rPr>
+            <w:t>Fo</w:t>
+          </w:r>
+        </w:hyperlink>
+      </w:r>
+      <w:r>
+        <w:rPr>
+          <w:rFonts w:ascii="Charis SIL Italic" w:hAnsi="Charis SIL Italic" w:eastAsia="Charis SIL Italic"/>
+          <w:b w:val="0"/>
+          <w:i w:val="0"/>
+          <w:color w:val="0000FF"/>
+          <w:sz w:val="24"/>
+          <w:u w:val="single"/>
+        </w:rPr>
+        <w:hyperlink r:id="rId25" w:history="1">
+          <w:r>
+            <w:rPr>
+              <w:rStyle w:val="Hyperlink"/>
+            </w:rPr>
+            <w:t xml:space="preserve">tomuseum </w:t>
+          </w:r>
+        </w:hyperlink>
+      </w:r>
+      <w:r>
+        <w:rPr>
+          <w:rFonts w:ascii="Charis SIL Italic" w:hAnsi="Charis SIL Italic" w:eastAsia="Charis SIL Italic"/>
+          <w:b w:val="0"/>
+          <w:i w:val="0"/>
+          <w:color w:val="000000"/>
+          <w:sz w:val="24"/>
+        </w:rPr>
+        <w:t xml:space="preserve">bezit de fotocollectie van </w:t>
       </w:r>
       <w:r>
         <w:rPr>
@@ -3667,7 +3719,17 @@
           <w:color w:val="000000"/>
           <w:sz w:val="24"/>
         </w:rPr>
-        <w:hyperlink r:id="rId24" w:history="1">
+        <w:t>h</w:t>
+      </w:r>
+      <w:r>
+        <w:rPr>
+          <w:rFonts w:ascii="Charis SIL Italic" w:hAnsi="Charis SIL Italic" w:eastAsia="Charis SIL Italic"/>
+          <w:b w:val="0"/>
+          <w:i w:val="0"/>
+          <w:color w:val="000000"/>
+          <w:sz w:val="24"/>
+        </w:rPr>
+        <w:hyperlink r:id="rId26" w:history="1">
           <w:r>
             <w:rPr>
               <w:rStyle w:val="Hyperlink"/>
@@ -3685,110 +3747,7 @@
           <w:sz w:val="24"/>
           <w:u w:val="single"/>
         </w:rPr>
-        <w:hyperlink r:id="rId24" w:history="1">
-          <w:r>
-            <w:rPr>
-              <w:rStyle w:val="Hyperlink"/>
-            </w:rPr>
-            <w:t>Nationaal</w:t>
-          </w:r>
-        </w:hyperlink>
-      </w:r>
-      <w:r>
-        <w:rPr>
-          <w:rFonts w:ascii="Charis SIL Italic" w:hAnsi="Charis SIL Italic" w:eastAsia="Charis SIL Italic"/>
-          <w:b w:val="0"/>
-          <w:i w:val="0"/>
-          <w:color w:val="0000FF"/>
-          <w:sz w:val="24"/>
-          <w:u w:val="single"/>
-        </w:rPr>
-        <w:t xml:space="preserve"> </w:t>
-      </w:r>
-      <w:r>
-        <w:rPr>
-          <w:rFonts w:ascii="Charis SIL Italic" w:hAnsi="Charis SIL Italic" w:eastAsia="Charis SIL Italic"/>
-          <w:b w:val="0"/>
-          <w:i w:val="0"/>
-          <w:color w:val="0000FF"/>
-          <w:sz w:val="24"/>
-          <w:u w:val="single"/>
-        </w:rPr>
-        <w:hyperlink r:id="rId24" w:history="1">
-          <w:r>
-            <w:rPr>
-              <w:rStyle w:val="Hyperlink"/>
-            </w:rPr>
-            <w:t>Fo</w:t>
-          </w:r>
-        </w:hyperlink>
-      </w:r>
-      <w:r>
-        <w:rPr>
-          <w:rFonts w:ascii="Charis SIL Italic" w:hAnsi="Charis SIL Italic" w:eastAsia="Charis SIL Italic"/>
-          <w:b w:val="0"/>
-          <w:i w:val="0"/>
-          <w:color w:val="0000FF"/>
-          <w:sz w:val="24"/>
-          <w:u w:val="single"/>
-        </w:rPr>
-        <w:hyperlink r:id="rId27" w:history="1">
-          <w:r>
-            <w:rPr>
-              <w:rStyle w:val="Hyperlink"/>
-            </w:rPr>
-            <w:t xml:space="preserve">tomuseum </w:t>
-          </w:r>
-        </w:hyperlink>
-      </w:r>
-      <w:r>
-        <w:rPr>
-          <w:rFonts w:ascii="Charis SIL Italic" w:hAnsi="Charis SIL Italic" w:eastAsia="Charis SIL Italic"/>
-          <w:b w:val="0"/>
-          <w:i w:val="0"/>
-          <w:color w:val="000000"/>
-          <w:sz w:val="24"/>
-        </w:rPr>
-        <w:t xml:space="preserve">bezit de fotocollectie van </w:t>
-      </w:r>
-      <w:r>
-        <w:rPr>
-          <w:u w:val="single" w:color="0000ff"/>
-          <w:rFonts w:ascii="Charis SIL Italic" w:hAnsi="Charis SIL Italic" w:eastAsia="Charis SIL Italic"/>
-          <w:b w:val="0"/>
-          <w:i w:val="0"/>
-          <w:color w:val="000000"/>
-          <w:sz w:val="24"/>
-        </w:rPr>
-        <w:t>h</w:t>
-      </w:r>
-      <w:r>
-        <w:rPr>
-          <w:rFonts w:ascii="Charis SIL Italic" w:hAnsi="Charis SIL Italic" w:eastAsia="Charis SIL Italic"/>
-          <w:b w:val="0"/>
-          <w:i w:val="0"/>
-          <w:color w:val="000000"/>
-          <w:sz w:val="24"/>
-        </w:rPr>
-        <w:hyperlink r:id="rId25" w:history="1">
-          <w:r>
-            <w:rPr>
-              <w:rStyle w:val="Hyperlink"/>
-            </w:rPr>
-            <w:t xml:space="preserve">et </w:t>
-          </w:r>
-        </w:hyperlink>
-      </w:r>
-      <w:r>
-        <w:rPr>
-          <w:rFonts w:ascii="Charis SIL Italic" w:hAnsi="Charis SIL Italic" w:eastAsia="Charis SIL Italic"/>
-          <w:b w:val="0"/>
-          <w:i w:val="0"/>
-          <w:color w:val="0000FF"/>
-          <w:sz w:val="24"/>
-          <w:u w:val="single"/>
-        </w:rPr>
-        <w:hyperlink r:id="rId25" w:history="1">
+        <w:hyperlink r:id="rId26" w:history="1">
           <w:r>
             <w:rPr>
               <w:rStyle w:val="Hyperlink"/>
@@ -3806,7 +3765,7 @@
           <w:sz w:val="24"/>
           <w:u w:val="single"/>
         </w:rPr>
-        <w:hyperlink r:id="rId25" w:history="1">
+        <w:hyperlink r:id="rId26" w:history="1">
           <w:r>
             <w:rPr>
               <w:rStyle w:val="Hyperlink"/>
@@ -3824,7 +3783,7 @@
           <w:sz w:val="24"/>
           <w:u w:val="single"/>
         </w:rPr>
-        <w:hyperlink r:id="rId28" w:history="1">
+        <w:hyperlink r:id="rId27" w:history="1">
           <w:r>
             <w:rPr>
               <w:rStyle w:val="Hyperlink"/>
@@ -3842,7 +3801,7 @@
           <w:sz w:val="24"/>
           <w:u w:val="single"/>
         </w:rPr>
-        <w:t xml:space="preserve"> in</w:t>
+        <w:t xml:space="preserve"> </w:t>
       </w:r>
       <w:r>
         <w:rPr>
@@ -3853,6 +3812,24 @@
           <w:sz w:val="24"/>
           <w:u w:val="single"/>
         </w:rPr>
+        <w:hyperlink r:id="rId27" w:history="1">
+          <w:r>
+            <w:rPr>
+              <w:rStyle w:val="Hyperlink"/>
+            </w:rPr>
+            <w:t>in</w:t>
+          </w:r>
+        </w:hyperlink>
+      </w:r>
+      <w:r>
+        <w:rPr>
+          <w:rFonts w:ascii="Charis SIL Italic" w:hAnsi="Charis SIL Italic" w:eastAsia="Charis SIL Italic"/>
+          <w:b w:val="0"/>
+          <w:i w:val="0"/>
+          <w:color w:val="0000FF"/>
+          <w:sz w:val="24"/>
+          <w:u w:val="single"/>
+        </w:rPr>
         <w:t xml:space="preserve"> </w:t>
       </w:r>
       <w:r>
@@ -3864,7 +3841,7 @@
           <w:sz w:val="24"/>
           <w:u w:val="single"/>
         </w:rPr>
-        <w:hyperlink r:id="rId26" w:history="1">
+        <w:hyperlink r:id="rId27" w:history="1">
           <w:r>
             <w:rPr>
               <w:rStyle w:val="Hyperlink"/>
@@ -3882,7 +3859,7 @@
           <w:color w:val="000000"/>
           <w:sz w:val="24"/>
         </w:rPr>
-        <w:hyperlink r:id="rId26" w:history="1">
+        <w:hyperlink r:id="rId24" w:history="1">
           <w:r>
             <w:rPr>
               <w:rStyle w:val="Hyperlink"/>
@@ -3930,7 +3907,7 @@
           <w:sz w:val="24"/>
           <w:u w:val="single"/>
         </w:rPr>
-        <w:hyperlink r:id="rId29" w:history="1">
+        <w:hyperlink r:id="rId28" w:history="1">
           <w:r>
             <w:rPr>
               <w:rStyle w:val="Hyperlink"/>
@@ -3959,7 +3936,7 @@
           <w:sz w:val="24"/>
           <w:u w:val="single"/>
         </w:rPr>
-        <w:hyperlink r:id="rId29" w:history="1">
+        <w:hyperlink r:id="rId28" w:history="1">
           <w:r>
             <w:rPr>
               <w:rStyle w:val="Hyperlink"/>
@@ -3987,7 +3964,7 @@
           <w:sz w:val="24"/>
           <w:u w:val="single"/>
         </w:rPr>
-        <w:hyperlink r:id="rId30" w:history="1">
+        <w:hyperlink r:id="rId29" w:history="1">
           <w:r>
             <w:rPr>
               <w:rStyle w:val="Hyperlink"/>
@@ -4005,7 +3982,7 @@
           <w:sz w:val="24"/>
           <w:u w:val="single"/>
         </w:rPr>
-        <w:hyperlink r:id="rId30" w:history="1">
+        <w:hyperlink r:id="rId29" w:history="1">
           <w:r>
             <w:rPr>
               <w:rStyle w:val="Hyperlink"/>
@@ -4034,7 +4011,7 @@
           <w:sz w:val="24"/>
           <w:u w:val="single"/>
         </w:rPr>
-        <w:hyperlink r:id="rId30" w:history="1">
+        <w:hyperlink r:id="rId29" w:history="1">
           <w:r>
             <w:rPr>
               <w:rStyle w:val="Hyperlink"/>
@@ -4321,7 +4298,7 @@
           <w:sz w:val="24"/>
           <w:u w:val="single"/>
         </w:rPr>
-        <w:hyperlink r:id="rId31" w:history="1">
+        <w:hyperlink r:id="rId30" w:history="1">
           <w:r>
             <w:rPr>
               <w:rStyle w:val="Hyperlink"/>
@@ -4350,7 +4327,7 @@
           <w:sz w:val="24"/>
           <w:u w:val="single"/>
         </w:rPr>
-        <w:hyperlink r:id="rId31" w:history="1">
+        <w:hyperlink r:id="rId30" w:history="1">
           <w:r>
             <w:rPr>
               <w:rStyle w:val="Hyperlink"/>
@@ -4379,7 +4356,7 @@
           <w:sz w:val="24"/>
           <w:u w:val="single"/>
         </w:rPr>
-        <w:hyperlink r:id="rId31" w:history="1">
+        <w:hyperlink r:id="rId30" w:history="1">
           <w:r>
             <w:rPr>
               <w:rStyle w:val="Hyperlink"/>
@@ -4407,7 +4384,7 @@
           <w:sz w:val="24"/>
           <w:u w:val="single"/>
         </w:rPr>
-        <w:hyperlink r:id="rId32" w:history="1">
+        <w:hyperlink r:id="rId31" w:history="1">
           <w:r>
             <w:rPr>
               <w:rStyle w:val="Hyperlink"/>
@@ -4436,7 +4413,7 @@
           <w:sz w:val="24"/>
           <w:u w:val="single"/>
         </w:rPr>
-        <w:hyperlink r:id="rId32" w:history="1">
+        <w:hyperlink r:id="rId31" w:history="1">
           <w:r>
             <w:rPr>
               <w:rStyle w:val="Hyperlink"/>
@@ -4465,7 +4442,7 @@
           <w:sz w:val="24"/>
           <w:u w:val="single"/>
         </w:rPr>
-        <w:hyperlink r:id="rId32" w:history="1">
+        <w:hyperlink r:id="rId31" w:history="1">
           <w:r>
             <w:rPr>
               <w:rStyle w:val="Hyperlink"/>
@@ -4494,7 +4471,7 @@
           <w:sz w:val="24"/>
           <w:u w:val="single"/>
         </w:rPr>
-        <w:hyperlink r:id="rId32" w:history="1">
+        <w:hyperlink r:id="rId31" w:history="1">
           <w:r>
             <w:rPr>
               <w:rStyle w:val="Hyperlink"/>
@@ -4522,7 +4499,7 @@
           <w:sz w:val="24"/>
           <w:u w:val="single"/>
         </w:rPr>
-        <w:hyperlink r:id="rId33" w:history="1">
+        <w:hyperlink r:id="rId32" w:history="1">
           <w:r>
             <w:rPr>
               <w:rStyle w:val="Hyperlink"/>
@@ -4551,7 +4528,7 @@
           <w:sz w:val="24"/>
           <w:u w:val="single"/>
         </w:rPr>
-        <w:hyperlink r:id="rId33" w:history="1">
+        <w:hyperlink r:id="rId32" w:history="1">
           <w:r>
             <w:rPr>
               <w:rStyle w:val="Hyperlink"/>
@@ -4580,7 +4557,7 @@
           <w:sz w:val="24"/>
           <w:u w:val="single"/>
         </w:rPr>
-        <w:hyperlink r:id="rId33" w:history="1">
+        <w:hyperlink r:id="rId32" w:history="1">
           <w:r>
             <w:rPr>
               <w:rStyle w:val="Hyperlink"/>
@@ -4609,7 +4586,7 @@
           <w:sz w:val="24"/>
           <w:u w:val="single"/>
         </w:rPr>
-        <w:hyperlink r:id="rId33" w:history="1">
+        <w:hyperlink r:id="rId32" w:history="1">
           <w:r>
             <w:rPr>
               <w:rStyle w:val="Hyperlink"/>
@@ -4638,7 +4615,7 @@
           <w:sz w:val="24"/>
           <w:u w:val="single"/>
         </w:rPr>
-        <w:hyperlink r:id="rId33" w:history="1">
+        <w:hyperlink r:id="rId32" w:history="1">
           <w:r>
             <w:rPr>
               <w:rStyle w:val="Hyperlink"/>
@@ -4649,6 +4626,16 @@
       </w:r>
       <w:r>
         <w:rPr>
+          <w:rFonts w:ascii="Charis SIL Italic" w:hAnsi="Charis SIL Italic" w:eastAsia="Charis SIL Italic"/>
+          <w:b w:val="0"/>
+          <w:i w:val="0"/>
+          <w:color w:val="000000"/>
+          <w:sz w:val="24"/>
+        </w:rPr>
+        <w:t xml:space="preserve"> </w:t>
+      </w:r>
+      <w:r>
+        <w:rPr>
           <w:u w:val="single" w:color="0000ff"/>
           <w:rFonts w:ascii="Charis SIL Italic" w:hAnsi="Charis SIL Italic" w:eastAsia="Charis SIL Italic"/>
           <w:b w:val="0"/>
@@ -4656,7 +4643,14 @@
           <w:color w:val="000000"/>
           <w:sz w:val="24"/>
         </w:rPr>
-        <w:t xml:space="preserve"> en </w:t>
+        <w:hyperlink r:id="rId30" w:history="1">
+          <w:r>
+            <w:rPr>
+              <w:rStyle w:val="Hyperlink"/>
+            </w:rPr>
+            <w:t xml:space="preserve">en </w:t>
+          </w:r>
+        </w:hyperlink>
       </w:r>
       <w:r>
         <w:rPr>
@@ -4667,7 +4661,7 @@
           <w:sz w:val="24"/>
           <w:u w:val="single"/>
         </w:rPr>
-        <w:hyperlink r:id="rId34" w:history="1">
+        <w:hyperlink r:id="rId30" w:history="1">
           <w:r>
             <w:rPr>
               <w:rStyle w:val="Hyperlink"/>
@@ -4684,6 +4678,165 @@
           <w:color w:val="0000FF"/>
           <w:sz w:val="24"/>
           <w:u w:val="single"/>
+        </w:rPr>
+        <w:hyperlink r:id="rId30" w:history="1">
+          <w:r>
+            <w:rPr>
+              <w:rStyle w:val="Hyperlink"/>
+            </w:rPr>
+            <w:t>o</w:t>
+          </w:r>
+        </w:hyperlink>
+      </w:r>
+      <w:r>
+        <w:rPr>
+          <w:rFonts w:ascii="Charis SIL Italic" w:hAnsi="Charis SIL Italic" w:eastAsia="Charis SIL Italic"/>
+          <w:b w:val="0"/>
+          <w:i w:val="0"/>
+          <w:color w:val="0000FF"/>
+          <w:sz w:val="24"/>
+          <w:u w:val="single"/>
+        </w:rPr>
+        <w:hyperlink r:id="rId30" w:history="1">
+          <w:r>
+            <w:rPr>
+              <w:rStyle w:val="Hyperlink"/>
+            </w:rPr>
+            <w:t>naal</w:t>
+          </w:r>
+        </w:hyperlink>
+      </w:r>
+      <w:r>
+        <w:rPr>
+          <w:rFonts w:ascii="Charis SIL Italic" w:hAnsi="Charis SIL Italic" w:eastAsia="Charis SIL Italic"/>
+          <w:b w:val="0"/>
+          <w:i w:val="0"/>
+          <w:color w:val="0000FF"/>
+          <w:sz w:val="24"/>
+          <w:u w:val="single"/>
+        </w:rPr>
+        <w:t xml:space="preserve"> </w:t>
+      </w:r>
+      <w:r>
+        <w:rPr>
+          <w:rFonts w:ascii="Charis SIL Italic" w:hAnsi="Charis SIL Italic" w:eastAsia="Charis SIL Italic"/>
+          <w:b w:val="0"/>
+          <w:i w:val="0"/>
+          <w:color w:val="0000FF"/>
+          <w:sz w:val="24"/>
+          <w:u w:val="single"/>
+        </w:rPr>
+        <w:hyperlink r:id="rId30" w:history="1">
+          <w:r>
+            <w:rPr>
+              <w:rStyle w:val="Hyperlink"/>
+            </w:rPr>
+            <w:t>Arch</w:t>
+          </w:r>
+        </w:hyperlink>
+      </w:r>
+      <w:r>
+        <w:rPr>
+          <w:rFonts w:ascii="Charis SIL Italic" w:hAnsi="Charis SIL Italic" w:eastAsia="Charis SIL Italic"/>
+          <w:b w:val="0"/>
+          <w:i w:val="0"/>
+          <w:color w:val="0000FF"/>
+          <w:sz w:val="24"/>
+          <w:u w:val="single"/>
+        </w:rPr>
+        <w:t>i</w:t>
+      </w:r>
+      <w:r>
+        <w:rPr>
+          <w:rFonts w:ascii="Charis SIL Italic" w:hAnsi="Charis SIL Italic" w:eastAsia="Charis SIL Italic"/>
+          <w:b w:val="0"/>
+          <w:i w:val="0"/>
+          <w:color w:val="0000FF"/>
+          <w:sz w:val="24"/>
+          <w:u w:val="single"/>
+        </w:rPr>
+        <w:hyperlink r:id="rId31" w:history="1">
+          <w:r>
+            <w:rPr>
+              <w:rStyle w:val="Hyperlink"/>
+            </w:rPr>
+            <w:t>ef</w:t>
+          </w:r>
+        </w:hyperlink>
+      </w:r>
+      <w:r>
+        <w:rPr>
+          <w:rFonts w:ascii="Charis SIL Italic" w:hAnsi="Charis SIL Italic" w:eastAsia="Charis SIL Italic"/>
+          <w:b w:val="0"/>
+          <w:i w:val="0"/>
+          <w:color w:val="0000FF"/>
+          <w:sz w:val="24"/>
+          <w:u w:val="single"/>
+        </w:rPr>
+        <w:t xml:space="preserve"> </w:t>
+      </w:r>
+      <w:r>
+        <w:rPr>
+          <w:rFonts w:ascii="Charis SIL Italic" w:hAnsi="Charis SIL Italic" w:eastAsia="Charis SIL Italic"/>
+          <w:b w:val="0"/>
+          <w:i w:val="0"/>
+          <w:color w:val="0000FF"/>
+          <w:sz w:val="24"/>
+          <w:u w:val="single"/>
+        </w:rPr>
+        <w:hyperlink r:id="rId31" w:history="1">
+          <w:r>
+            <w:rPr>
+              <w:rStyle w:val="Hyperlink"/>
+            </w:rPr>
+            <w:t>Cur</w:t>
+          </w:r>
+        </w:hyperlink>
+      </w:r>
+      <w:r>
+        <w:rPr>
+          <w:rFonts w:ascii="Charis SIL Italic" w:hAnsi="Charis SIL Italic" w:eastAsia="Charis SIL Italic"/>
+          <w:b w:val="0"/>
+          <w:i w:val="0"/>
+          <w:color w:val="0000FF"/>
+          <w:sz w:val="24"/>
+          <w:u w:val="single"/>
+        </w:rPr>
+        <w:hyperlink r:id="rId31" w:history="1">
+          <w:r>
+            <w:rPr>
+              <w:rStyle w:val="Hyperlink"/>
+            </w:rPr>
+            <w:t>açao</w:t>
+          </w:r>
+        </w:hyperlink>
+      </w:r>
+      <w:r>
+        <w:rPr>
+          <w:u w:val="single" w:color="0000ff"/>
+          <w:rFonts w:ascii="Charis SIL Italic" w:hAnsi="Charis SIL Italic" w:eastAsia="Charis SIL Italic"/>
+          <w:b w:val="0"/>
+          <w:i w:val="0"/>
+          <w:color w:val="000000"/>
+          <w:sz w:val="24"/>
+        </w:rPr>
+        <w:hyperlink r:id="rId31" w:history="1">
+          <w:r>
+            <w:rPr>
+              <w:rStyle w:val="Hyperlink"/>
+            </w:rPr>
+            <w:t>. Vo</w:t>
+          </w:r>
+        </w:hyperlink>
+      </w:r>
+      <w:r>
+        <w:rPr>
+          <w:u w:val="single" w:color="0000ff"/>
+          <w:rFonts w:ascii="Charis SIL Italic" w:hAnsi="Charis SIL Italic" w:eastAsia="Charis SIL Italic"/>
+          <w:b w:val="0"/>
+          <w:i w:val="0"/>
+          <w:color w:val="000000"/>
+          <w:sz w:val="24"/>
         </w:rPr>
         <w:hyperlink r:id="rId31" w:history="1">
           <w:r>
@@ -4696,173 +4849,14 @@
       </w:r>
       <w:r>
         <w:rPr>
-          <w:rFonts w:ascii="Charis SIL Italic" w:hAnsi="Charis SIL Italic" w:eastAsia="Charis SIL Italic"/>
-          <w:b w:val="0"/>
-          <w:i w:val="0"/>
-          <w:color w:val="0000FF"/>
-          <w:sz w:val="24"/>
-          <w:u w:val="single"/>
+          <w:u w:val="single" w:color="0000ff"/>
+          <w:rFonts w:ascii="Charis SIL Italic" w:hAnsi="Charis SIL Italic" w:eastAsia="Charis SIL Italic"/>
+          <w:b w:val="0"/>
+          <w:i w:val="0"/>
+          <w:color w:val="000000"/>
+          <w:sz w:val="24"/>
         </w:rPr>
         <w:hyperlink r:id="rId31" w:history="1">
-          <w:r>
-            <w:rPr>
-              <w:rStyle w:val="Hyperlink"/>
-            </w:rPr>
-            <w:t>naal</w:t>
-          </w:r>
-        </w:hyperlink>
-      </w:r>
-      <w:r>
-        <w:rPr>
-          <w:rFonts w:ascii="Charis SIL Italic" w:hAnsi="Charis SIL Italic" w:eastAsia="Charis SIL Italic"/>
-          <w:b w:val="0"/>
-          <w:i w:val="0"/>
-          <w:color w:val="0000FF"/>
-          <w:sz w:val="24"/>
-          <w:u w:val="single"/>
-        </w:rPr>
-        <w:t xml:space="preserve"> </w:t>
-      </w:r>
-      <w:r>
-        <w:rPr>
-          <w:rFonts w:ascii="Charis SIL Italic" w:hAnsi="Charis SIL Italic" w:eastAsia="Charis SIL Italic"/>
-          <w:b w:val="0"/>
-          <w:i w:val="0"/>
-          <w:color w:val="0000FF"/>
-          <w:sz w:val="24"/>
-          <w:u w:val="single"/>
-        </w:rPr>
-        <w:hyperlink r:id="rId31" w:history="1">
-          <w:r>
-            <w:rPr>
-              <w:rStyle w:val="Hyperlink"/>
-            </w:rPr>
-            <w:t>Arch</w:t>
-          </w:r>
-        </w:hyperlink>
-      </w:r>
-      <w:r>
-        <w:rPr>
-          <w:rFonts w:ascii="Charis SIL Italic" w:hAnsi="Charis SIL Italic" w:eastAsia="Charis SIL Italic"/>
-          <w:b w:val="0"/>
-          <w:i w:val="0"/>
-          <w:color w:val="0000FF"/>
-          <w:sz w:val="24"/>
-          <w:u w:val="single"/>
-        </w:rPr>
-        <w:t>i</w:t>
-      </w:r>
-      <w:r>
-        <w:rPr>
-          <w:rFonts w:ascii="Charis SIL Italic" w:hAnsi="Charis SIL Italic" w:eastAsia="Charis SIL Italic"/>
-          <w:b w:val="0"/>
-          <w:i w:val="0"/>
-          <w:color w:val="0000FF"/>
-          <w:sz w:val="24"/>
-          <w:u w:val="single"/>
-        </w:rPr>
-        <w:hyperlink r:id="rId32" w:history="1">
-          <w:r>
-            <w:rPr>
-              <w:rStyle w:val="Hyperlink"/>
-            </w:rPr>
-            <w:t>ef</w:t>
-          </w:r>
-        </w:hyperlink>
-      </w:r>
-      <w:r>
-        <w:rPr>
-          <w:rFonts w:ascii="Charis SIL Italic" w:hAnsi="Charis SIL Italic" w:eastAsia="Charis SIL Italic"/>
-          <w:b w:val="0"/>
-          <w:i w:val="0"/>
-          <w:color w:val="0000FF"/>
-          <w:sz w:val="24"/>
-          <w:u w:val="single"/>
-        </w:rPr>
-        <w:t xml:space="preserve"> </w:t>
-      </w:r>
-      <w:r>
-        <w:rPr>
-          <w:rFonts w:ascii="Charis SIL Italic" w:hAnsi="Charis SIL Italic" w:eastAsia="Charis SIL Italic"/>
-          <w:b w:val="0"/>
-          <w:i w:val="0"/>
-          <w:color w:val="0000FF"/>
-          <w:sz w:val="24"/>
-          <w:u w:val="single"/>
-        </w:rPr>
-        <w:hyperlink r:id="rId32" w:history="1">
-          <w:r>
-            <w:rPr>
-              <w:rStyle w:val="Hyperlink"/>
-            </w:rPr>
-            <w:t>Cur</w:t>
-          </w:r>
-        </w:hyperlink>
-      </w:r>
-      <w:r>
-        <w:rPr>
-          <w:rFonts w:ascii="Charis SIL Italic" w:hAnsi="Charis SIL Italic" w:eastAsia="Charis SIL Italic"/>
-          <w:b w:val="0"/>
-          <w:i w:val="0"/>
-          <w:color w:val="0000FF"/>
-          <w:sz w:val="24"/>
-          <w:u w:val="single"/>
-        </w:rPr>
-        <w:hyperlink r:id="rId32" w:history="1">
-          <w:r>
-            <w:rPr>
-              <w:rStyle w:val="Hyperlink"/>
-            </w:rPr>
-            <w:t>açao</w:t>
-          </w:r>
-        </w:hyperlink>
-      </w:r>
-      <w:r>
-        <w:rPr>
-          <w:u w:val="single" w:color="0000ff"/>
-          <w:rFonts w:ascii="Charis SIL Italic" w:hAnsi="Charis SIL Italic" w:eastAsia="Charis SIL Italic"/>
-          <w:b w:val="0"/>
-          <w:i w:val="0"/>
-          <w:color w:val="000000"/>
-          <w:sz w:val="24"/>
-        </w:rPr>
-        <w:hyperlink r:id="rId32" w:history="1">
-          <w:r>
-            <w:rPr>
-              <w:rStyle w:val="Hyperlink"/>
-            </w:rPr>
-            <w:t>. Vo</w:t>
-          </w:r>
-        </w:hyperlink>
-      </w:r>
-      <w:r>
-        <w:rPr>
-          <w:u w:val="single" w:color="0000ff"/>
-          <w:rFonts w:ascii="Charis SIL Italic" w:hAnsi="Charis SIL Italic" w:eastAsia="Charis SIL Italic"/>
-          <w:b w:val="0"/>
-          <w:i w:val="0"/>
-          <w:color w:val="000000"/>
-          <w:sz w:val="24"/>
-        </w:rPr>
-        <w:hyperlink r:id="rId32" w:history="1">
-          <w:r>
-            <w:rPr>
-              <w:rStyle w:val="Hyperlink"/>
-            </w:rPr>
-            <w:t>o</w:t>
-          </w:r>
-        </w:hyperlink>
-      </w:r>
-      <w:r>
-        <w:rPr>
-          <w:u w:val="single" w:color="0000ff"/>
-          <w:rFonts w:ascii="Charis SIL Italic" w:hAnsi="Charis SIL Italic" w:eastAsia="Charis SIL Italic"/>
-          <w:b w:val="0"/>
-          <w:i w:val="0"/>
-          <w:color w:val="000000"/>
-          <w:sz w:val="24"/>
-        </w:rPr>
-        <w:hyperlink r:id="rId32" w:history="1">
           <w:r>
             <w:rPr>
               <w:rStyle w:val="Hyperlink"/>
@@ -4891,7 +4885,7 @@
           <w:color w:val="000000"/>
           <w:sz w:val="24"/>
         </w:rPr>
-        <w:hyperlink r:id="rId32" w:history="1">
+        <w:hyperlink r:id="rId31" w:history="1">
           <w:r>
             <w:rPr>
               <w:rStyle w:val="Hyperlink"/>
@@ -4919,7 +4913,7 @@
           <w:color w:val="000000"/>
           <w:sz w:val="24"/>
         </w:rPr>
-        <w:hyperlink r:id="rId33" w:history="1">
+        <w:hyperlink r:id="rId32" w:history="1">
           <w:r>
             <w:rPr>
               <w:rStyle w:val="Hyperlink"/>
@@ -4937,7 +4931,7 @@
           <w:color w:val="000000"/>
           <w:sz w:val="24"/>
         </w:rPr>
-        <w:hyperlink r:id="rId33" w:history="1">
+        <w:hyperlink r:id="rId32" w:history="1">
           <w:r>
             <w:rPr>
               <w:rStyle w:val="Hyperlink"/>
@@ -4955,7 +4949,7 @@
           <w:color w:val="000000"/>
           <w:sz w:val="24"/>
         </w:rPr>
-        <w:hyperlink r:id="rId33" w:history="1">
+        <w:hyperlink r:id="rId32" w:history="1">
           <w:r>
             <w:rPr>
               <w:rStyle w:val="Hyperlink"/>
@@ -4973,7 +4967,7 @@
           <w:color w:val="000000"/>
           <w:sz w:val="24"/>
         </w:rPr>
-        <w:hyperlink r:id="rId33" w:history="1">
+        <w:hyperlink r:id="rId32" w:history="1">
           <w:r>
             <w:rPr>
               <w:rStyle w:val="Hyperlink"/>
@@ -4984,39 +4978,13 @@
       </w:r>
       <w:r>
         <w:rPr>
-          <w:u w:val="single" w:color="0000ff"/>
           <w:rFonts w:ascii="Charis SIL Italic" w:hAnsi="Charis SIL Italic" w:eastAsia="Charis SIL Italic"/>
           <w:b w:val="0"/>
           <w:i w:val="0"/>
           <w:color w:val="000000"/>
           <w:sz w:val="24"/>
         </w:rPr>
-        <w:hyperlink r:id="rId33" w:history="1">
-          <w:r>
-            <w:rPr>
-              <w:rStyle w:val="Hyperlink"/>
-            </w:rPr>
-            <w:t>ta</w:t>
-          </w:r>
-        </w:hyperlink>
-      </w:r>
-      <w:r>
-        <w:rPr>
-          <w:u w:val="single" w:color="0000ff"/>
-          <w:rFonts w:ascii="Charis SIL Italic" w:hAnsi="Charis SIL Italic" w:eastAsia="Charis SIL Italic"/>
-          <w:b w:val="0"/>
-          <w:i w:val="0"/>
-          <w:color w:val="000000"/>
-          <w:sz w:val="24"/>
-        </w:rPr>
-        <w:hyperlink r:id="rId33" w:history="1">
-          <w:r>
-            <w:rPr>
-              <w:rStyle w:val="Hyperlink"/>
-            </w:rPr>
-            <w:t xml:space="preserve">l </w:t>
-          </w:r>
-        </w:hyperlink>
+        <w:t xml:space="preserve">tal </w:t>
       </w:r>
       <w:r>
         <w:rPr>
@@ -5027,7 +4995,7 @@
           <w:sz w:val="24"/>
           <w:u w:val="single"/>
         </w:rPr>
-        <w:hyperlink r:id="rId33" w:history="1">
+        <w:hyperlink r:id="rId32" w:history="1">
           <w:r>
             <w:rPr>
               <w:rStyle w:val="Hyperlink"/>
@@ -5045,7 +5013,7 @@
           <w:sz w:val="24"/>
           <w:u w:val="single"/>
         </w:rPr>
-        <w:hyperlink r:id="rId33" w:history="1">
+        <w:hyperlink r:id="rId32" w:history="1">
           <w:r>
             <w:rPr>
               <w:rStyle w:val="Hyperlink"/>
@@ -5063,7 +5031,7 @@
           <w:color w:val="000000"/>
           <w:sz w:val="24"/>
         </w:rPr>
-        <w:hyperlink r:id="rId33" w:history="1">
+        <w:hyperlink r:id="rId32" w:history="1">
           <w:r>
             <w:rPr>
               <w:rStyle w:val="Hyperlink"/>
@@ -5102,7 +5070,7 @@
           <w:color w:val="000000"/>
           <w:sz w:val="24"/>
         </w:rPr>
-        <w:hyperlink r:id="rId34" w:history="1">
+        <w:hyperlink r:id="rId33" w:history="1">
           <w:r>
             <w:rPr>
               <w:rStyle w:val="Hyperlink"/>
@@ -5140,7 +5108,7 @@
           <w:sz w:val="24"/>
           <w:u w:val="single"/>
         </w:rPr>
-        <w:hyperlink r:id="rId35" w:history="1">
+        <w:hyperlink r:id="rId34" w:history="1">
           <w:r>
             <w:rPr>
               <w:rStyle w:val="Hyperlink"/>
@@ -5169,7 +5137,7 @@
           <w:sz w:val="24"/>
           <w:u w:val="single"/>
         </w:rPr>
-        <w:hyperlink r:id="rId35" w:history="1">
+        <w:hyperlink r:id="rId34" w:history="1">
           <w:r>
             <w:rPr>
               <w:rStyle w:val="Hyperlink"/>
@@ -5198,7 +5166,7 @@
           <w:sz w:val="24"/>
           <w:u w:val="single"/>
         </w:rPr>
-        <w:hyperlink r:id="rId35" w:history="1">
+        <w:hyperlink r:id="rId34" w:history="1">
           <w:r>
             <w:rPr>
               <w:rStyle w:val="Hyperlink"/>
@@ -5227,7 +5195,7 @@
           <w:sz w:val="24"/>
           <w:u w:val="single"/>
         </w:rPr>
-        <w:hyperlink r:id="rId35" w:history="1">
+        <w:hyperlink r:id="rId34" w:history="1">
           <w:r>
             <w:rPr>
               <w:rStyle w:val="Hyperlink"/>
@@ -5256,7 +5224,7 @@
           <w:sz w:val="24"/>
           <w:u w:val="single"/>
         </w:rPr>
-        <w:hyperlink r:id="rId35" w:history="1">
+        <w:hyperlink r:id="rId34" w:history="1">
           <w:r>
             <w:rPr>
               <w:rStyle w:val="Hyperlink"/>
@@ -5277,7 +5245,7 @@
           <w:sz w:val="24"/>
           <w:u w:val="single"/>
         </w:rPr>
-        <w:hyperlink r:id="rId35" w:history="1">
+        <w:hyperlink r:id="rId34" w:history="1">
           <w:r>
             <w:rPr>
               <w:rStyle w:val="Hyperlink"/>
@@ -5294,7 +5262,7 @@
           <w:color w:val="000000"/>
           <w:sz w:val="24"/>
         </w:rPr>
-        <w:t xml:space="preserve"> dat zich bij het Arsip</w:t>
+        <w:t xml:space="preserve"> dat zich bij het Arsip Nasional in</w:t>
       </w:r>
       <w:r>
         <w:rPr>
@@ -5305,7 +5273,14 @@
           <w:color w:val="000000"/>
           <w:sz w:val="24"/>
         </w:rPr>
-        <w:t xml:space="preserve"> Nasional in Jakarta bevi</w:t>
+        <w:hyperlink r:id="rId34" w:history="1">
+          <w:r>
+            <w:rPr>
+              <w:rStyle w:val="Hyperlink"/>
+            </w:rPr>
+            <w:t xml:space="preserve"> Jakarta bevi</w:t>
+          </w:r>
+        </w:hyperlink>
       </w:r>
       <w:r>
         <w:rPr>
@@ -5316,7 +5291,7 @@
           <w:color w:val="000000"/>
           <w:sz w:val="24"/>
         </w:rPr>
-        <w:hyperlink r:id="rId35" w:history="1">
+        <w:hyperlink r:id="rId34" w:history="1">
           <w:r>
             <w:rPr>
               <w:rStyle w:val="Hyperlink"/>
@@ -5345,7 +5320,7 @@
           <w:color w:val="000000"/>
           <w:sz w:val="24"/>
         </w:rPr>
-        <w:hyperlink r:id="rId35" w:history="1">
+        <w:hyperlink r:id="rId34" w:history="1">
           <w:r>
             <w:rPr>
               <w:rStyle w:val="Hyperlink"/>
@@ -5373,7 +5348,7 @@
           <w:color w:val="000000"/>
           <w:sz w:val="24"/>
         </w:rPr>
-        <w:hyperlink r:id="rId35" w:history="1">
+        <w:hyperlink r:id="rId34" w:history="1">
           <w:r>
             <w:rPr>
               <w:rStyle w:val="Hyperlink"/>
@@ -5401,7 +5376,7 @@
           <w:color w:val="000000"/>
           <w:sz w:val="24"/>
         </w:rPr>
-        <w:hyperlink r:id="rId35" w:history="1">
+        <w:hyperlink r:id="rId34" w:history="1">
           <w:r>
             <w:rPr>
               <w:rStyle w:val="Hyperlink"/>
@@ -5500,7 +5475,7 @@
           <w:sz w:val="24"/>
           <w:u w:val="single"/>
         </w:rPr>
-        <w:hyperlink r:id="rId36" w:history="1">
+        <w:hyperlink r:id="rId35" w:history="1">
           <w:r>
             <w:rPr>
               <w:rStyle w:val="Hyperlink"/>
@@ -5528,7 +5503,7 @@
           <w:sz w:val="24"/>
           <w:u w:val="single"/>
         </w:rPr>
-        <w:hyperlink r:id="rId37" w:history="1">
+        <w:hyperlink r:id="rId36" w:history="1">
           <w:r>
             <w:rPr>
               <w:rStyle w:val="Hyperlink"/>
@@ -5557,7 +5532,7 @@
           <w:sz w:val="24"/>
           <w:u w:val="single"/>
         </w:rPr>
-        <w:hyperlink r:id="rId37" w:history="1">
+        <w:hyperlink r:id="rId36" w:history="1">
           <w:r>
             <w:rPr>
               <w:rStyle w:val="Hyperlink"/>
@@ -5586,7 +5561,7 @@
           <w:sz w:val="24"/>
           <w:u w:val="single"/>
         </w:rPr>
-        <w:hyperlink r:id="rId37" w:history="1">
+        <w:hyperlink r:id="rId36" w:history="1">
           <w:r>
             <w:rPr>
               <w:rStyle w:val="Hyperlink"/>
@@ -5607,7 +5582,7 @@
           <w:sz w:val="24"/>
           <w:u w:val="single"/>
         </w:rPr>
-        <w:hyperlink r:id="rId37" w:history="1">
+        <w:hyperlink r:id="rId36" w:history="1">
           <w:r>
             <w:rPr>
               <w:rStyle w:val="Hyperlink"/>
@@ -5633,32 +5608,42 @@
           <w:i w:val="0"/>
           <w:color w:val="0000FF"/>
           <w:sz w:val="24"/>
+        </w:rPr>
+        <w:t>Sammlungsgut aus Kolonialen Ko</w:t>
+      </w:r>
+      <w:r>
+        <w:rPr>
+          <w:rFonts w:ascii="Charis SIL Italic" w:hAnsi="Charis SIL Italic" w:eastAsia="Charis SIL Italic"/>
+          <w:b w:val="0"/>
+          <w:i w:val="0"/>
+          <w:color w:val="0000FF"/>
+          <w:sz w:val="24"/>
           <w:u w:val="single"/>
         </w:rPr>
-        <w:hyperlink r:id="rId38" w:history="1">
+        <w:hyperlink r:id="rId36" w:history="1">
           <w:r>
             <w:rPr>
               <w:rStyle w:val="Hyperlink"/>
             </w:rPr>
-            <w:t>Samm</w:t>
+            <w:t>ntexten</w:t>
           </w:r>
         </w:hyperlink>
       </w:r>
       <w:r>
         <w:rPr>
-          <w:rFonts w:ascii="Charis SIL Italic" w:hAnsi="Charis SIL Italic" w:eastAsia="Charis SIL Italic"/>
-          <w:b w:val="0"/>
-          <w:i w:val="0"/>
-          <w:color w:val="0000FF"/>
-          <w:sz w:val="24"/>
-          <w:u w:val="single"/>
-        </w:rPr>
-        <w:hyperlink r:id="rId38" w:history="1">
+          <w:u w:val="single" w:color="0000ff"/>
+          <w:rFonts w:ascii="Charis SIL Italic" w:hAnsi="Charis SIL Italic" w:eastAsia="Charis SIL Italic"/>
+          <w:b w:val="0"/>
+          <w:i w:val="0"/>
+          <w:color w:val="000000"/>
+          <w:sz w:val="24"/>
+        </w:rPr>
+        <w:hyperlink r:id="rId36" w:history="1">
           <w:r>
             <w:rPr>
               <w:rStyle w:val="Hyperlink"/>
             </w:rPr>
-            <w:t>lungsgut</w:t>
+            <w:t>. D</w:t>
           </w:r>
         </w:hyperlink>
       </w:r>
@@ -5667,22 +5652,121 @@
           <w:rFonts w:ascii="Charis SIL Italic" w:hAnsi="Charis SIL Italic" w:eastAsia="Charis SIL Italic"/>
           <w:b w:val="0"/>
           <w:i w:val="0"/>
+          <w:color w:val="000000"/>
+          <w:sz w:val="24"/>
+        </w:rPr>
+        <w:t xml:space="preserve">e Franse portal </w:t>
+      </w:r>
+      <w:r>
+        <w:rPr>
+          <w:rFonts w:ascii="Charis SIL Italic" w:hAnsi="Charis SIL Italic" w:eastAsia="Charis SIL Italic"/>
+          <w:b w:val="0"/>
+          <w:i w:val="0"/>
           <w:color w:val="0000FF"/>
           <w:sz w:val="24"/>
           <w:u w:val="single"/>
         </w:rPr>
-        <w:t xml:space="preserve"> </w:t>
-      </w:r>
-      <w:r>
-        <w:rPr>
-          <w:rFonts w:ascii="Charis SIL Italic" w:hAnsi="Charis SIL Italic" w:eastAsia="Charis SIL Italic"/>
-          <w:b w:val="0"/>
-          <w:i w:val="0"/>
-          <w:color w:val="0000FF"/>
-          <w:sz w:val="24"/>
-          <w:u w:val="single"/>
-        </w:rPr>
-        <w:hyperlink r:id="rId38" w:history="1">
+        <w:hyperlink r:id="rId36" w:history="1">
+          <w:r>
+            <w:rPr>
+              <w:rStyle w:val="Hyperlink"/>
+            </w:rPr>
+            <w:t>AGORHA</w:t>
+          </w:r>
+        </w:hyperlink>
+      </w:r>
+      <w:r>
+        <w:rPr>
+          <w:u w:val="single" w:color="0000ff"/>
+          <w:rFonts w:ascii="Charis SIL Italic" w:hAnsi="Charis SIL Italic" w:eastAsia="Charis SIL Italic"/>
+          <w:b w:val="0"/>
+          <w:i w:val="0"/>
+          <w:color w:val="000000"/>
+          <w:sz w:val="24"/>
+        </w:rPr>
+        <w:hyperlink r:id="rId36" w:history="1">
+          <w:r>
+            <w:rPr>
+              <w:rStyle w:val="Hyperlink"/>
+            </w:rPr>
+            <w:t xml:space="preserve"> bevat inf</w:t>
+          </w:r>
+        </w:hyperlink>
+      </w:r>
+      <w:r>
+        <w:rPr>
+          <w:rFonts w:ascii="Charis SIL Italic" w:hAnsi="Charis SIL Italic" w:eastAsia="Charis SIL Italic"/>
+          <w:b w:val="0"/>
+          <w:i w:val="0"/>
+          <w:color w:val="000000"/>
+          <w:sz w:val="24"/>
+        </w:rPr>
+        <w:t>ormatie over ve</w:t>
+      </w:r>
+      <w:r>
+        <w:rPr>
+          <w:u w:val="single" w:color="0000ff"/>
+          <w:rFonts w:ascii="Charis SIL Italic" w:hAnsi="Charis SIL Italic" w:eastAsia="Charis SIL Italic"/>
+          <w:b w:val="0"/>
+          <w:i w:val="0"/>
+          <w:color w:val="000000"/>
+          <w:sz w:val="24"/>
+        </w:rPr>
+        <w:hyperlink r:id="rId37" w:history="1">
+          <w:r>
+            <w:rPr>
+              <w:rStyle w:val="Hyperlink"/>
+            </w:rPr>
+            <w:t>rzamelaars, ha</w:t>
+          </w:r>
+        </w:hyperlink>
+      </w:r>
+      <w:r>
+        <w:rPr>
+          <w:u w:val="single" w:color="0000ff"/>
+          <w:rFonts w:ascii="Charis SIL Italic" w:hAnsi="Charis SIL Italic" w:eastAsia="Charis SIL Italic"/>
+          <w:b w:val="0"/>
+          <w:i w:val="0"/>
+          <w:color w:val="000000"/>
+          <w:sz w:val="24"/>
+        </w:rPr>
+        <w:hyperlink r:id="rId37" w:history="1">
+          <w:r>
+            <w:rPr>
+              <w:rStyle w:val="Hyperlink"/>
+            </w:rPr>
+            <w:t>n</w:t>
+          </w:r>
+        </w:hyperlink>
+      </w:r>
+      <w:r>
+        <w:rPr>
+          <w:u w:val="single" w:color="0000ff"/>
+          <w:rFonts w:ascii="Charis SIL Italic" w:hAnsi="Charis SIL Italic" w:eastAsia="Charis SIL Italic"/>
+          <w:b w:val="0"/>
+          <w:i w:val="0"/>
+          <w:color w:val="000000"/>
+          <w:sz w:val="24"/>
+        </w:rPr>
+        <w:hyperlink r:id="rId37" w:history="1">
+          <w:r>
+            <w:rPr>
+              <w:rStyle w:val="Hyperlink"/>
+            </w:rPr>
+            <w:t>del</w:t>
+          </w:r>
+        </w:hyperlink>
+      </w:r>
+      <w:r>
+        <w:rPr>
+          <w:u w:val="single" w:color="0000ff"/>
+          <w:rFonts w:ascii="Charis SIL Italic" w:hAnsi="Charis SIL Italic" w:eastAsia="Charis SIL Italic"/>
+          <w:b w:val="0"/>
+          <w:i w:val="0"/>
+          <w:color w:val="000000"/>
+          <w:sz w:val="24"/>
+        </w:rPr>
+        <w:hyperlink r:id="rId37" w:history="1">
           <w:r>
             <w:rPr>
               <w:rStyle w:val="Hyperlink"/>
@@ -5693,118 +5777,6 @@
       </w:r>
       <w:r>
         <w:rPr>
-          <w:rFonts w:ascii="Charis SIL Italic" w:hAnsi="Charis SIL Italic" w:eastAsia="Charis SIL Italic"/>
-          <w:b w:val="0"/>
-          <w:i w:val="0"/>
-          <w:color w:val="0000FF"/>
-          <w:sz w:val="24"/>
-          <w:u w:val="single"/>
-        </w:rPr>
-        <w:hyperlink r:id="rId38" w:history="1">
-          <w:r>
-            <w:rPr>
-              <w:rStyle w:val="Hyperlink"/>
-            </w:rPr>
-            <w:t>us</w:t>
-          </w:r>
-        </w:hyperlink>
-      </w:r>
-      <w:r>
-        <w:rPr>
-          <w:rFonts w:ascii="Charis SIL Italic" w:hAnsi="Charis SIL Italic" w:eastAsia="Charis SIL Italic"/>
-          <w:b w:val="0"/>
-          <w:i w:val="0"/>
-          <w:color w:val="0000FF"/>
-          <w:sz w:val="24"/>
-          <w:u w:val="single"/>
-        </w:rPr>
-        <w:t xml:space="preserve"> </w:t>
-      </w:r>
-      <w:r>
-        <w:rPr>
-          <w:rFonts w:ascii="Charis SIL Italic" w:hAnsi="Charis SIL Italic" w:eastAsia="Charis SIL Italic"/>
-          <w:b w:val="0"/>
-          <w:i w:val="0"/>
-          <w:color w:val="0000FF"/>
-          <w:sz w:val="24"/>
-          <w:u w:val="single"/>
-        </w:rPr>
-        <w:hyperlink r:id="rId38" w:history="1">
-          <w:r>
-            <w:rPr>
-              <w:rStyle w:val="Hyperlink"/>
-            </w:rPr>
-            <w:t>Koloniale</w:t>
-          </w:r>
-        </w:hyperlink>
-      </w:r>
-      <w:r>
-        <w:rPr>
-          <w:rFonts w:ascii="Charis SIL Italic" w:hAnsi="Charis SIL Italic" w:eastAsia="Charis SIL Italic"/>
-          <w:b w:val="0"/>
-          <w:i w:val="0"/>
-          <w:color w:val="0000FF"/>
-          <w:sz w:val="24"/>
-          <w:u w:val="single"/>
-        </w:rPr>
-        <w:hyperlink r:id="rId38" w:history="1">
-          <w:r>
-            <w:rPr>
-              <w:rStyle w:val="Hyperlink"/>
-            </w:rPr>
-            <w:t>n</w:t>
-          </w:r>
-        </w:hyperlink>
-      </w:r>
-      <w:r>
-        <w:rPr>
-          <w:rFonts w:ascii="Charis SIL Italic" w:hAnsi="Charis SIL Italic" w:eastAsia="Charis SIL Italic"/>
-          <w:b w:val="0"/>
-          <w:i w:val="0"/>
-          <w:color w:val="0000FF"/>
-          <w:sz w:val="24"/>
-          <w:u w:val="single"/>
-        </w:rPr>
-        <w:t xml:space="preserve"> </w:t>
-      </w:r>
-      <w:r>
-        <w:rPr>
-          <w:rFonts w:ascii="Charis SIL Italic" w:hAnsi="Charis SIL Italic" w:eastAsia="Charis SIL Italic"/>
-          <w:b w:val="0"/>
-          <w:i w:val="0"/>
-          <w:color w:val="0000FF"/>
-          <w:sz w:val="24"/>
-          <w:u w:val="single"/>
-        </w:rPr>
-        <w:hyperlink r:id="rId38" w:history="1">
-          <w:r>
-            <w:rPr>
-              <w:rStyle w:val="Hyperlink"/>
-            </w:rPr>
-            <w:t>Ko</w:t>
-          </w:r>
-        </w:hyperlink>
-      </w:r>
-      <w:r>
-        <w:rPr>
-          <w:rFonts w:ascii="Charis SIL Italic" w:hAnsi="Charis SIL Italic" w:eastAsia="Charis SIL Italic"/>
-          <w:b w:val="0"/>
-          <w:i w:val="0"/>
-          <w:color w:val="0000FF"/>
-          <w:sz w:val="24"/>
-          <w:u w:val="single"/>
-        </w:rPr>
-        <w:hyperlink r:id="rId38" w:history="1">
-          <w:r>
-            <w:rPr>
-              <w:rStyle w:val="Hyperlink"/>
-            </w:rPr>
-            <w:t>ntexten</w:t>
-          </w:r>
-        </w:hyperlink>
-      </w:r>
-      <w:r>
-        <w:rPr>
           <w:u w:val="single" w:color="0000ff"/>
           <w:rFonts w:ascii="Charis SIL Italic" w:hAnsi="Charis SIL Italic" w:eastAsia="Charis SIL Italic"/>
           <w:b w:val="0"/>
@@ -5813,152 +5785,6 @@
           <w:sz w:val="24"/>
         </w:rPr>
         <w:hyperlink r:id="rId37" w:history="1">
-          <w:r>
-            <w:rPr>
-              <w:rStyle w:val="Hyperlink"/>
-            </w:rPr>
-            <w:t>. D</w:t>
-          </w:r>
-        </w:hyperlink>
-      </w:r>
-      <w:r>
-        <w:rPr>
-          <w:rFonts w:ascii="Charis SIL Italic" w:hAnsi="Charis SIL Italic" w:eastAsia="Charis SIL Italic"/>
-          <w:b w:val="0"/>
-          <w:i w:val="0"/>
-          <w:color w:val="000000"/>
-          <w:sz w:val="24"/>
-        </w:rPr>
-        <w:t xml:space="preserve">e Franse portal </w:t>
-      </w:r>
-      <w:r>
-        <w:rPr>
-          <w:rFonts w:ascii="Charis SIL Italic" w:hAnsi="Charis SIL Italic" w:eastAsia="Charis SIL Italic"/>
-          <w:b w:val="0"/>
-          <w:i w:val="0"/>
-          <w:color w:val="0000FF"/>
-          <w:sz w:val="24"/>
-          <w:u w:val="single"/>
-        </w:rPr>
-        <w:hyperlink r:id="rId37" w:history="1">
-          <w:r>
-            <w:rPr>
-              <w:rStyle w:val="Hyperlink"/>
-            </w:rPr>
-            <w:t>AGORHA</w:t>
-          </w:r>
-        </w:hyperlink>
-      </w:r>
-      <w:r>
-        <w:rPr>
-          <w:u w:val="single" w:color="0000ff"/>
-          <w:rFonts w:ascii="Charis SIL Italic" w:hAnsi="Charis SIL Italic" w:eastAsia="Charis SIL Italic"/>
-          <w:b w:val="0"/>
-          <w:i w:val="0"/>
-          <w:color w:val="000000"/>
-          <w:sz w:val="24"/>
-        </w:rPr>
-        <w:hyperlink r:id="rId37" w:history="1">
-          <w:r>
-            <w:rPr>
-              <w:rStyle w:val="Hyperlink"/>
-            </w:rPr>
-            <w:t xml:space="preserve"> bevat inf</w:t>
-          </w:r>
-        </w:hyperlink>
-      </w:r>
-      <w:r>
-        <w:rPr>
-          <w:rFonts w:ascii="Charis SIL Italic" w:hAnsi="Charis SIL Italic" w:eastAsia="Charis SIL Italic"/>
-          <w:b w:val="0"/>
-          <w:i w:val="0"/>
-          <w:color w:val="000000"/>
-          <w:sz w:val="24"/>
-        </w:rPr>
-        <w:t>ormatie over ve</w:t>
-      </w:r>
-      <w:r>
-        <w:rPr>
-          <w:u w:val="single" w:color="0000ff"/>
-          <w:rFonts w:ascii="Charis SIL Italic" w:hAnsi="Charis SIL Italic" w:eastAsia="Charis SIL Italic"/>
-          <w:b w:val="0"/>
-          <w:i w:val="0"/>
-          <w:color w:val="000000"/>
-          <w:sz w:val="24"/>
-        </w:rPr>
-        <w:hyperlink r:id="rId38" w:history="1">
-          <w:r>
-            <w:rPr>
-              <w:rStyle w:val="Hyperlink"/>
-            </w:rPr>
-            <w:t>rzamelaars, ha</w:t>
-          </w:r>
-        </w:hyperlink>
-      </w:r>
-      <w:r>
-        <w:rPr>
-          <w:u w:val="single" w:color="0000ff"/>
-          <w:rFonts w:ascii="Charis SIL Italic" w:hAnsi="Charis SIL Italic" w:eastAsia="Charis SIL Italic"/>
-          <w:b w:val="0"/>
-          <w:i w:val="0"/>
-          <w:color w:val="000000"/>
-          <w:sz w:val="24"/>
-        </w:rPr>
-        <w:hyperlink r:id="rId38" w:history="1">
-          <w:r>
-            <w:rPr>
-              <w:rStyle w:val="Hyperlink"/>
-            </w:rPr>
-            <w:t>n</w:t>
-          </w:r>
-        </w:hyperlink>
-      </w:r>
-      <w:r>
-        <w:rPr>
-          <w:u w:val="single" w:color="0000ff"/>
-          <w:rFonts w:ascii="Charis SIL Italic" w:hAnsi="Charis SIL Italic" w:eastAsia="Charis SIL Italic"/>
-          <w:b w:val="0"/>
-          <w:i w:val="0"/>
-          <w:color w:val="000000"/>
-          <w:sz w:val="24"/>
-        </w:rPr>
-        <w:hyperlink r:id="rId38" w:history="1">
-          <w:r>
-            <w:rPr>
-              <w:rStyle w:val="Hyperlink"/>
-            </w:rPr>
-            <w:t>del</w:t>
-          </w:r>
-        </w:hyperlink>
-      </w:r>
-      <w:r>
-        <w:rPr>
-          <w:u w:val="single" w:color="0000ff"/>
-          <w:rFonts w:ascii="Charis SIL Italic" w:hAnsi="Charis SIL Italic" w:eastAsia="Charis SIL Italic"/>
-          <w:b w:val="0"/>
-          <w:i w:val="0"/>
-          <w:color w:val="000000"/>
-          <w:sz w:val="24"/>
-        </w:rPr>
-        <w:hyperlink r:id="rId38" w:history="1">
-          <w:r>
-            <w:rPr>
-              <w:rStyle w:val="Hyperlink"/>
-            </w:rPr>
-            <w:t>a</w:t>
-          </w:r>
-        </w:hyperlink>
-      </w:r>
-      <w:r>
-        <w:rPr>
-          <w:u w:val="single" w:color="0000ff"/>
-          <w:rFonts w:ascii="Charis SIL Italic" w:hAnsi="Charis SIL Italic" w:eastAsia="Charis SIL Italic"/>
-          <w:b w:val="0"/>
-          <w:i w:val="0"/>
-          <w:color w:val="000000"/>
-          <w:sz w:val="24"/>
-        </w:rPr>
-        <w:hyperlink r:id="rId38" w:history="1">
           <w:r>
             <w:rPr>
               <w:rStyle w:val="Hyperlink"/>
@@ -5976,7 +5802,7 @@
           <w:color w:val="000000"/>
           <w:sz w:val="24"/>
         </w:rPr>
-        <w:hyperlink r:id="rId38" w:history="1">
+        <w:hyperlink r:id="rId37" w:history="1">
           <w:r>
             <w:rPr>
               <w:rStyle w:val="Hyperlink"/>
@@ -6004,7 +5830,7 @@
           <w:color w:val="000000"/>
           <w:sz w:val="24"/>
         </w:rPr>
-        <w:hyperlink r:id="rId39" w:history="1">
+        <w:hyperlink r:id="rId38" w:history="1">
           <w:r>
             <w:rPr>
               <w:rStyle w:val="Hyperlink"/>
